--- a/deliverables/第7组_AI互动原始记录.docx
+++ b/deliverables/第7组_AI互动原始记录.docx
@@ -4,702 +4,428 @@
   <w:body>
     <w:p>
       <w:pPr>
-        <w:keepNext/>
-        <w:spacing w:after="320"/>
+        <w:pStyle w:val="Title"/>
         <w:jc w:val="center"/>
       </w:pPr>
       <w:r>
-        <w:rPr>
-          <w:rFonts w:ascii="Microsoft YaHei" w:hAnsi="Microsoft YaHei" w:eastAsia="Microsoft YaHei"/>
-          <w:b/>
-          <w:color w:val="000000"/>
-          <w:sz w:val="38"/>
-        </w:rPr>
-        <w:t>第7组 软件项目管理实验二 AI 互动原始记录</w:t>
+        <w:t>第7组 AI互动原始记录</w:t>
       </w:r>
     </w:p>
     <w:p>
-      <w:pPr>
-        <w:pStyle w:val="Heading1"/>
-      </w:pPr>
       <w:r>
-        <w:t>一、记录要求</w:t>
+        <w:t>项目：爱管理　Sprint：1　本轮 DRI：杨浩伟</w:t>
       </w:r>
     </w:p>
     <w:p>
-      <w:pPr>
-        <w:ind w:left="403" w:hanging="317"/>
-      </w:pPr>
       <w:r>
-        <w:t>1. 本表必须在开发过程中实时记录，禁止事后补造。</w:t>
+        <w:t>整理日期：2026年10月8日</w:t>
       </w:r>
     </w:p>
     <w:p>
-      <w:pPr>
-        <w:ind w:left="403" w:hanging="317"/>
-      </w:pPr>
       <w:r>
-        <w:t>2. 重点记录 AI 的编码、测试、修复、代码审查过程。</w:t>
+        <w:t>现存17条历史记录反映AI在方案、编码、测试、集成和文档中的实际参与。本文统一字段并逐条标注来源，保留原登记时间、输入摘要、输出及处置，不为增加数量编造互动。</w:t>
       </w:r>
     </w:p>
     <w:p>
       <w:pPr>
-        <w:ind w:left="403" w:hanging="317"/>
+        <w:pStyle w:val="Heading1"/>
       </w:pPr>
       <w:r>
-        <w:t>3. 对 AI 输出应记录“接受 / 修改 / 拒绝”以及理由。</w:t>
+        <w:t>一 来源类别与真实性边界</w:t>
       </w:r>
     </w:p>
     <w:p>
-      <w:pPr>
-        <w:ind w:left="403" w:hanging="317"/>
-      </w:pPr>
       <w:r>
-        <w:t>4. AI 第一次生成失败、运行报错、根据反馈修复等过程应优先保留。</w:t>
+        <w:t>文件名沿用课程要求“AI互动原始记录”，但现存材料是已保存输入摘录、开发登记摘要、测试工具记录与追溯摘要的混合，不能称为全量逐字原始会话备份。记录8仅保存一段人类原始输入；其余输入字段多为摘要，AI输出字段也不是逐字响应。</w:t>
       </w:r>
     </w:p>
     <w:p>
-      <w:pPr>
-        <w:pStyle w:val="Heading1"/>
-      </w:pPr>
       <w:r>
-        <w:t>二、互动记录</w:t>
+        <w:t>记录1至6来自US04历史登记，工具登记为Claude Code；记录7来自US05概要，具体工具或模型未记录。记录8至13来自US01的Codex开发登记，其中测试TAP、浏览器JSON及截图可独立检索。记录14至17依据当前对话和Git历史追溯整理，不能替代开发当时的原始日志。</w:t>
       </w:r>
     </w:p>
     <w:p>
       <w:pPr>
-        <w:pStyle w:val="Heading2"/>
+        <w:spacing w:after="40"/>
       </w:pPr>
       <w:r>
-        <w:t>记录 1</w:t>
+        <w:t>时间按原登记保留。US04的f143bd5代码提交为9月19日17:48:54，40b9b4e测试提交为17:49，部分登记行时间在其后；登记时刻与提交时钟有差异，未有独立日志可解释，不改时间制造一致性。US01记录按原登记+08:00，历史TAP和浏览器JSON有自身工具时间。提交时间只能证明版本事件，不能反推逐轮对话的确切时刻。</w:t>
       </w:r>
     </w:p>
     <w:p>
-      <w:pPr/>
+      <w:pPr>
+        <w:spacing w:after="40"/>
+      </w:pPr>
       <w:r>
-        <w:rPr>
-          <w:rFonts w:ascii="Microsoft YaHei" w:hAnsi="Microsoft YaHei" w:eastAsia="Microsoft YaHei"/>
-          <w:b/>
-          <w:color w:val="000000"/>
-        </w:rPr>
-        <w:t>时间：</w:t>
-      </w:r>
-      <w:r>
-        <w:t>2026-09-19 17:35</w:t>
+        <w:t>人类成员按原文职责登记，不以共享Git身份认证每轮操作人。记录中的“接受”是原登记处置，不等于存在独立人类diff审查证据。各记录的未推送、未集成、待确认表述保留为对应阶段历史，最终状态统一见第四节。</w:t>
       </w:r>
     </w:p>
     <w:p>
-      <w:pPr/>
+      <w:pPr>
+        <w:pStyle w:val="Heading1"/>
+      </w:pPr>
       <w:r>
-        <w:rPr>
-          <w:rFonts w:ascii="Microsoft YaHei" w:hAnsi="Microsoft YaHei" w:eastAsia="Microsoft YaHei"/>
-          <w:b/>
-          <w:color w:val="000000"/>
-        </w:rPr>
-        <w:t>人类成员：</w:t>
-      </w:r>
-      <w:r>
-        <w:t>朱传玺</w:t>
+        <w:t>二 逐条记录</w:t>
       </w:r>
     </w:p>
     <w:p>
-      <w:pPr/>
+      <w:pPr>
+        <w:pStyle w:val="Heading2"/>
+      </w:pPr>
       <w:r>
-        <w:rPr>
-          <w:rFonts w:ascii="Microsoft YaHei" w:hAnsi="Microsoft YaHei" w:eastAsia="Microsoft YaHei"/>
-          <w:b/>
-          <w:color w:val="000000"/>
-        </w:rPr>
-        <w:t>AI 角色 / 工具：</w:t>
-      </w:r>
-      <w:r>
-        <w:t>编码智能体（Claude Code）</w:t>
+        <w:t>记录1 技术方案与范围决策</w:t>
       </w:r>
     </w:p>
     <w:p>
-      <w:pPr/>
+      <w:pPr>
+        <w:spacing w:after="40"/>
+      </w:pPr>
       <w:r>
-        <w:rPr>
-          <w:rFonts w:ascii="Microsoft YaHei" w:hAnsi="Microsoft YaHei" w:eastAsia="Microsoft YaHei"/>
-          <w:b/>
-          <w:color w:val="000000"/>
-        </w:rPr>
-        <w:t>任务场景：</w:t>
-      </w:r>
-      <w:r>
-        <w:t>技术方案与范围决策</w:t>
+        <w:t>时间：2026-09-19 17:35</w:t>
       </w:r>
     </w:p>
     <w:p>
-      <w:pPr/>
+      <w:pPr>
+        <w:spacing w:after="40"/>
+      </w:pPr>
       <w:r>
-        <w:rPr>
-          <w:rFonts w:ascii="Microsoft YaHei" w:hAnsi="Microsoft YaHei" w:eastAsia="Microsoft YaHei"/>
-          <w:b/>
-          <w:color w:val="000000"/>
-        </w:rPr>
-        <w:t>人类输入摘要：</w:t>
-      </w:r>
-      <w:r>
-        <w:t>根据实验一基线完成 US04，要求先出方案再动手。</w:t>
+        <w:t>人类成员：朱传玺</w:t>
       </w:r>
     </w:p>
     <w:p>
-      <w:pPr/>
+      <w:pPr>
+        <w:spacing w:after="40"/>
+      </w:pPr>
       <w:r>
-        <w:rPr>
-          <w:rFonts w:ascii="Microsoft YaHei" w:hAnsi="Microsoft YaHei" w:eastAsia="Microsoft YaHei"/>
-          <w:b/>
-          <w:color w:val="000000"/>
-        </w:rPr>
-        <w:t>AI 输出要点：</w:t>
-      </w:r>
-      <w:r>
-        <w:t>指出仓库尚无代码、技术栈未定、US04 依赖成员数据；提出 Node.js + Express + JSON 文件持久化 + 原生前端 + node:test 方案。</w:t>
+        <w:t>AI角色与工具：编码智能体（Claude Code）</w:t>
       </w:r>
     </w:p>
     <w:p>
-      <w:pPr/>
+      <w:pPr>
+        <w:spacing w:after="40"/>
+      </w:pPr>
       <w:r>
-        <w:rPr>
-          <w:rFonts w:ascii="Microsoft YaHei" w:hAnsi="Microsoft YaHei" w:eastAsia="Microsoft YaHei"/>
-          <w:b/>
-          <w:color w:val="000000"/>
-        </w:rPr>
-        <w:t>团队处置及理由：</w:t>
-      </w:r>
-      <w:r>
-        <w:t>接受。朱传玺确认采用该技术栈，并选择搭建基础与实现 US04。</w:t>
+        <w:t>任务场景：技术方案与范围决策</w:t>
       </w:r>
     </w:p>
     <w:p>
       <w:pPr>
-        <w:pStyle w:val="Heading2"/>
+        <w:spacing w:after="40"/>
       </w:pPr>
       <w:r>
-        <w:t>记录 2</w:t>
+        <w:t>人类输入：根据实验一基线完成 US04，要求先出方案再动手</w:t>
       </w:r>
     </w:p>
     <w:p>
-      <w:pPr/>
+      <w:pPr>
+        <w:spacing w:after="40"/>
+      </w:pPr>
       <w:r>
-        <w:rPr>
-          <w:rFonts w:ascii="Microsoft YaHei" w:hAnsi="Microsoft YaHei" w:eastAsia="Microsoft YaHei"/>
-          <w:b/>
-          <w:color w:val="000000"/>
-        </w:rPr>
-        <w:t>时间：</w:t>
-      </w:r>
-      <w:r>
-        <w:t>2026-09-19 17:40</w:t>
+        <w:t>AI输出：指出仓库尚无代码、技术栈未定、US04 依赖成员数据；提出 Node.js + Express + JSON 文件持久化 + 原生前端 + node:test 方案</w:t>
       </w:r>
     </w:p>
     <w:p>
-      <w:pPr/>
+      <w:pPr>
+        <w:spacing w:after="40"/>
+      </w:pPr>
       <w:r>
-        <w:rPr>
-          <w:rFonts w:ascii="Microsoft YaHei" w:hAnsi="Microsoft YaHei" w:eastAsia="Microsoft YaHei"/>
-          <w:b/>
-          <w:color w:val="000000"/>
-        </w:rPr>
-        <w:t>人类成员：</w:t>
-      </w:r>
-      <w:r>
-        <w:t>朱传玺</w:t>
+        <w:t>团队处置及理由：接受。朱传玺确认采用该技术栈，并选择搭建基础与实现 US04。</w:t>
       </w:r>
     </w:p>
     <w:p>
-      <w:pPr/>
+      <w:pPr>
+        <w:spacing w:after="40"/>
+      </w:pPr>
       <w:r>
-        <w:rPr>
-          <w:rFonts w:ascii="Microsoft YaHei" w:hAnsi="Microsoft YaHei" w:eastAsia="Microsoft YaHei"/>
-          <w:b/>
-          <w:color w:val="000000"/>
-        </w:rPr>
-        <w:t>AI 角色 / 工具：</w:t>
-      </w:r>
-      <w:r>
-        <w:t>编码智能体（Claude Code）</w:t>
+        <w:t>记录来源与关联证据：开发登记摘要。原登记见 f143bd5 的 docs/ai-interactions.md，方案与代码可由 f143bd5 检索。</w:t>
       </w:r>
     </w:p>
     <w:p>
-      <w:pPr/>
+      <w:pPr>
+        <w:pStyle w:val="Heading2"/>
+      </w:pPr>
       <w:r>
-        <w:rPr>
-          <w:rFonts w:ascii="Microsoft YaHei" w:hAnsi="Microsoft YaHei" w:eastAsia="Microsoft YaHei"/>
-          <w:b/>
-          <w:color w:val="000000"/>
-        </w:rPr>
-        <w:t>任务场景：</w:t>
-      </w:r>
-      <w:r>
-        <w:t>搭建后端脚手架</w:t>
+        <w:t>记录2 搭建后端脚手架</w:t>
       </w:r>
     </w:p>
     <w:p>
-      <w:pPr/>
+      <w:pPr>
+        <w:spacing w:after="40"/>
+      </w:pPr>
       <w:r>
-        <w:rPr>
-          <w:rFonts w:ascii="Microsoft YaHei" w:hAnsi="Microsoft YaHei" w:eastAsia="Microsoft YaHei"/>
-          <w:b/>
-          <w:color w:val="000000"/>
-        </w:rPr>
-        <w:t>人类输入摘要：</w:t>
-      </w:r>
-      <w:r>
-        <w:t>要求数据模型符合 Member=id/name/role、Task=id/title/description/assigneeId/status。</w:t>
+        <w:t>时间：2026-09-19 17:40</w:t>
       </w:r>
     </w:p>
     <w:p>
-      <w:pPr/>
+      <w:pPr>
+        <w:spacing w:after="40"/>
+      </w:pPr>
       <w:r>
-        <w:rPr>
-          <w:rFonts w:ascii="Microsoft YaHei" w:hAnsi="Microsoft YaHei" w:eastAsia="Microsoft YaHei"/>
-          <w:b/>
-          <w:color w:val="000000"/>
-        </w:rPr>
-        <w:t>AI 输出要点：</w:t>
-      </w:r>
-      <w:r>
-        <w:t>生成 package.json、server.js、src/app.js、src/db.js、成员和任务路由、data/db.json；数据层支持测试注入临时文件。</w:t>
+        <w:t>人类成员：朱传玺</w:t>
       </w:r>
     </w:p>
     <w:p>
-      <w:pPr/>
+      <w:pPr>
+        <w:spacing w:after="40"/>
+      </w:pPr>
       <w:r>
-        <w:rPr>
-          <w:rFonts w:ascii="Microsoft YaHei" w:hAnsi="Microsoft YaHei" w:eastAsia="Microsoft YaHei"/>
-          <w:b/>
-          <w:color w:val="000000"/>
-        </w:rPr>
-        <w:t>团队处置及理由：</w:t>
-      </w:r>
-      <w:r>
-        <w:t>接受。沿用统一数据约定，createdAt 作为辅助字段保留。</w:t>
+        <w:t>AI角色与工具：编码智能体（Claude Code）</w:t>
       </w:r>
     </w:p>
     <w:p>
       <w:pPr>
-        <w:pStyle w:val="Heading2"/>
+        <w:spacing w:after="40"/>
       </w:pPr>
       <w:r>
-        <w:t>记录 3</w:t>
+        <w:t>任务场景：搭建后端脚手架</w:t>
       </w:r>
     </w:p>
     <w:p>
-      <w:pPr/>
+      <w:pPr>
+        <w:spacing w:after="40"/>
+      </w:pPr>
       <w:r>
-        <w:rPr>
-          <w:rFonts w:ascii="Microsoft YaHei" w:hAnsi="Microsoft YaHei" w:eastAsia="Microsoft YaHei"/>
-          <w:b/>
-          <w:color w:val="000000"/>
-        </w:rPr>
-        <w:t>时间：</w:t>
-      </w:r>
-      <w:r>
-        <w:t>2026-09-19 17:45</w:t>
+        <w:t>人类输入：要求数据模型符合 Member=id/name/role、Task=id/title/description/assigneeId/status</w:t>
       </w:r>
     </w:p>
     <w:p>
-      <w:pPr/>
+      <w:pPr>
+        <w:spacing w:after="40"/>
+      </w:pPr>
       <w:r>
-        <w:rPr>
-          <w:rFonts w:ascii="Microsoft YaHei" w:hAnsi="Microsoft YaHei" w:eastAsia="Microsoft YaHei"/>
-          <w:b/>
-          <w:color w:val="000000"/>
-        </w:rPr>
-        <w:t>人类成员：</w:t>
-      </w:r>
-      <w:r>
-        <w:t>朱传玺</w:t>
+        <w:t>AI输出：生成 package.json、server.js、src/app.js、src/db.js、成员和任务路由、data/db.json；数据层支持测试注入临时文件</w:t>
       </w:r>
     </w:p>
     <w:p>
-      <w:pPr/>
+      <w:pPr>
+        <w:spacing w:after="40"/>
+      </w:pPr>
       <w:r>
-        <w:rPr>
-          <w:rFonts w:ascii="Microsoft YaHei" w:hAnsi="Microsoft YaHei" w:eastAsia="Microsoft YaHei"/>
-          <w:b/>
-          <w:color w:val="000000"/>
-        </w:rPr>
-        <w:t>AI 角色 / 工具：</w:t>
-      </w:r>
-      <w:r>
-        <w:t>编码智能体（Claude Code）</w:t>
+        <w:t>团队处置及理由：接受。沿用统一数据约定，createdAt 作为辅助字段保留。</w:t>
       </w:r>
     </w:p>
     <w:p>
-      <w:pPr/>
+      <w:pPr>
+        <w:spacing w:after="40"/>
+      </w:pPr>
       <w:r>
-        <w:rPr>
-          <w:rFonts w:ascii="Microsoft YaHei" w:hAnsi="Microsoft YaHei" w:eastAsia="Microsoft YaHei"/>
-          <w:b/>
-          <w:color w:val="000000"/>
-        </w:rPr>
-        <w:t>任务场景：</w:t>
-      </w:r>
-      <w:r>
-        <w:t>实现 US04 后端逻辑</w:t>
+        <w:t>记录来源与关联证据：开发登记摘要。package.json、server.js、src/app.js、src/db.js 等由 f143bd5 检索。</w:t>
       </w:r>
     </w:p>
     <w:p>
-      <w:pPr/>
+      <w:pPr>
+        <w:pStyle w:val="Heading2"/>
+      </w:pPr>
       <w:r>
-        <w:rPr>
-          <w:rFonts w:ascii="Microsoft YaHei" w:hAnsi="Microsoft YaHei" w:eastAsia="Microsoft YaHei"/>
-          <w:b/>
-          <w:color w:val="000000"/>
-        </w:rPr>
-        <w:t>人类输入摘要：</w:t>
-      </w:r>
-      <w:r>
-        <w:t>要求标题非空、负责人有效、新任务状态为 TODO、能够持久化。</w:t>
+        <w:t>记录3 实现 US04 后端逻辑</w:t>
       </w:r>
     </w:p>
     <w:p>
-      <w:pPr/>
+      <w:pPr>
+        <w:spacing w:after="40"/>
+      </w:pPr>
       <w:r>
-        <w:rPr>
-          <w:rFonts w:ascii="Microsoft YaHei" w:hAnsi="Microsoft YaHei" w:eastAsia="Microsoft YaHei"/>
-          <w:b/>
-          <w:color w:val="000000"/>
-        </w:rPr>
-        <w:t>AI 输出要点：</w:t>
-      </w:r>
-      <w:r>
-        <w:t>实现 GET/POST 任务接口、标题和 assigneeId 校验、任务 id 自增及 JSON 持久化。</w:t>
+        <w:t>时间：2026-09-19 17:45</w:t>
       </w:r>
     </w:p>
     <w:p>
-      <w:pPr/>
+      <w:pPr>
+        <w:spacing w:after="40"/>
+      </w:pPr>
       <w:r>
-        <w:rPr>
-          <w:rFonts w:ascii="Microsoft YaHei" w:hAnsi="Microsoft YaHei" w:eastAsia="Microsoft YaHei"/>
-          <w:b/>
-          <w:color w:val="000000"/>
-        </w:rPr>
-        <w:t>团队处置及理由：</w:t>
-      </w:r>
-      <w:r>
-        <w:t>接受。校验放在后端，避免接口层写入非法数据。</w:t>
+        <w:t>人类成员：朱传玺</w:t>
       </w:r>
     </w:p>
     <w:p>
       <w:pPr>
-        <w:pStyle w:val="Heading2"/>
+        <w:spacing w:after="40"/>
       </w:pPr>
       <w:r>
-        <w:t>记录 4</w:t>
+        <w:t>AI角色与工具：编码智能体（Claude Code）</w:t>
       </w:r>
     </w:p>
     <w:p>
-      <w:pPr/>
+      <w:pPr>
+        <w:spacing w:after="40"/>
+      </w:pPr>
       <w:r>
-        <w:rPr>
-          <w:rFonts w:ascii="Microsoft YaHei" w:hAnsi="Microsoft YaHei" w:eastAsia="Microsoft YaHei"/>
-          <w:b/>
-          <w:color w:val="000000"/>
-        </w:rPr>
-        <w:t>时间：</w:t>
-      </w:r>
-      <w:r>
-        <w:t>2026-09-19 17:50</w:t>
+        <w:t>任务场景：实现 US04 后端逻辑</w:t>
       </w:r>
     </w:p>
     <w:p>
-      <w:pPr/>
+      <w:pPr>
+        <w:spacing w:after="40"/>
+      </w:pPr>
       <w:r>
-        <w:rPr>
-          <w:rFonts w:ascii="Microsoft YaHei" w:hAnsi="Microsoft YaHei" w:eastAsia="Microsoft YaHei"/>
-          <w:b/>
-          <w:color w:val="000000"/>
-        </w:rPr>
-        <w:t>人类成员：</w:t>
-      </w:r>
-      <w:r>
-        <w:t>朱传玺</w:t>
+        <w:t>人类输入：要求标题非空、负责人有效、新任务状态为 TODO、能够持久化</w:t>
       </w:r>
     </w:p>
     <w:p>
-      <w:pPr/>
+      <w:pPr>
+        <w:spacing w:after="40"/>
+      </w:pPr>
       <w:r>
-        <w:rPr>
-          <w:rFonts w:ascii="Microsoft YaHei" w:hAnsi="Microsoft YaHei" w:eastAsia="Microsoft YaHei"/>
-          <w:b/>
-          <w:color w:val="000000"/>
-        </w:rPr>
-        <w:t>AI 角色 / 工具：</w:t>
-      </w:r>
-      <w:r>
-        <w:t>编码智能体（Claude Code）</w:t>
+        <w:t>AI输出：实现 GET/POST 任务接口、标题和 assigneeId 校验、任务 id 自增及 JSON 持久化</w:t>
       </w:r>
     </w:p>
     <w:p>
-      <w:pPr/>
+      <w:pPr>
+        <w:spacing w:after="40"/>
+      </w:pPr>
       <w:r>
-        <w:rPr>
-          <w:rFonts w:ascii="Microsoft YaHei" w:hAnsi="Microsoft YaHei" w:eastAsia="Microsoft YaHei"/>
-          <w:b/>
-          <w:color w:val="000000"/>
-        </w:rPr>
-        <w:t>任务场景：</w:t>
-      </w:r>
-      <w:r>
-        <w:t>实现前端页面与交互</w:t>
+        <w:t>团队处置及理由：接受。校验放在后端，避免接口层写入非法数据。</w:t>
       </w:r>
     </w:p>
     <w:p>
-      <w:pPr/>
+      <w:pPr>
+        <w:spacing w:after="40"/>
+      </w:pPr>
       <w:r>
-        <w:rPr>
-          <w:rFonts w:ascii="Microsoft YaHei" w:hAnsi="Microsoft YaHei" w:eastAsia="Microsoft YaHei"/>
-          <w:b/>
-          <w:color w:val="000000"/>
-        </w:rPr>
-        <w:t>人类输入摘要：</w:t>
-      </w:r>
-      <w:r>
-        <w:t>要求成员列表、创建任务表单、任务列表和成员负责人下拉框。</w:t>
+        <w:t>记录来源与关联证据：开发登记摘要。f143bd5 的任务路由与数据层及 40b9b4e 测试为实现依据。</w:t>
       </w:r>
     </w:p>
     <w:p>
-      <w:pPr/>
+      <w:pPr>
+        <w:pStyle w:val="Heading2"/>
+      </w:pPr>
       <w:r>
-        <w:rPr>
-          <w:rFonts w:ascii="Microsoft YaHei" w:hAnsi="Microsoft YaHei" w:eastAsia="Microsoft YaHei"/>
-          <w:b/>
-          <w:color w:val="000000"/>
-        </w:rPr>
-        <w:t>AI 输出要点：</w:t>
-      </w:r>
-      <w:r>
-        <w:t>生成页面、脚本和样式；负责人下拉框读取 /api/members；状态切换留给 US05。</w:t>
+        <w:t>记录4 实现前端页面与交互</w:t>
       </w:r>
     </w:p>
     <w:p>
-      <w:pPr/>
+      <w:pPr>
+        <w:spacing w:after="40"/>
+      </w:pPr>
       <w:r>
-        <w:rPr>
-          <w:rFonts w:ascii="Microsoft YaHei" w:hAnsi="Microsoft YaHei" w:eastAsia="Microsoft YaHei"/>
-          <w:b/>
-          <w:color w:val="000000"/>
-        </w:rPr>
-        <w:t>团队处置及理由：</w:t>
-      </w:r>
-      <w:r>
-        <w:t>接受。状态切换暂不越界实现。</w:t>
+        <w:t>时间：2026-09-19 17:50</w:t>
       </w:r>
     </w:p>
     <w:p>
       <w:pPr>
-        <w:pStyle w:val="Heading2"/>
+        <w:spacing w:after="40"/>
       </w:pPr>
       <w:r>
-        <w:t>记录 5</w:t>
+        <w:t>人类成员：朱传玺</w:t>
       </w:r>
     </w:p>
     <w:p>
-      <w:pPr/>
+      <w:pPr>
+        <w:spacing w:after="40"/>
+      </w:pPr>
       <w:r>
-        <w:rPr>
-          <w:rFonts w:ascii="Microsoft YaHei" w:hAnsi="Microsoft YaHei" w:eastAsia="Microsoft YaHei"/>
-          <w:b/>
-          <w:color w:val="000000"/>
-        </w:rPr>
-        <w:t>时间：</w:t>
-      </w:r>
-      <w:r>
-        <w:t>2026-09-19 17:55</w:t>
+        <w:t>AI角色与工具：编码智能体（Claude Code）</w:t>
       </w:r>
     </w:p>
     <w:p>
-      <w:pPr/>
+      <w:pPr>
+        <w:spacing w:after="40"/>
+      </w:pPr>
       <w:r>
-        <w:rPr>
-          <w:rFonts w:ascii="Microsoft YaHei" w:hAnsi="Microsoft YaHei" w:eastAsia="Microsoft YaHei"/>
-          <w:b/>
-          <w:color w:val="000000"/>
-        </w:rPr>
-        <w:t>人类成员：</w:t>
-      </w:r>
-      <w:r>
-        <w:t>朱传玺</w:t>
+        <w:t>任务场景：实现前端页面与交互</w:t>
       </w:r>
     </w:p>
     <w:p>
-      <w:pPr/>
+      <w:pPr>
+        <w:spacing w:after="40"/>
+      </w:pPr>
       <w:r>
-        <w:rPr>
-          <w:rFonts w:ascii="Microsoft YaHei" w:hAnsi="Microsoft YaHei" w:eastAsia="Microsoft YaHei"/>
-          <w:b/>
-          <w:color w:val="000000"/>
-        </w:rPr>
-        <w:t>AI 角色 / 工具：</w:t>
-      </w:r>
-      <w:r>
-        <w:t>测试智能体（Claude Code）</w:t>
+        <w:t>人类输入：要求成员列表、创建任务表单、任务列表和成员负责人下拉框</w:t>
       </w:r>
     </w:p>
     <w:p>
-      <w:pPr/>
+      <w:pPr>
+        <w:spacing w:after="40"/>
+      </w:pPr>
       <w:r>
-        <w:rPr>
-          <w:rFonts w:ascii="Microsoft YaHei" w:hAnsi="Microsoft YaHei" w:eastAsia="Microsoft YaHei"/>
-          <w:b/>
-          <w:color w:val="000000"/>
-        </w:rPr>
-        <w:t>任务场景：</w:t>
-      </w:r>
-      <w:r>
-        <w:t>编写并运行 US04 测试</w:t>
+        <w:t>AI输出：生成页面、脚本和样式；负责人下拉框读取 /api/members；状态切换留给 US05</w:t>
       </w:r>
     </w:p>
     <w:p>
-      <w:pPr/>
+      <w:pPr>
+        <w:spacing w:after="40"/>
+      </w:pPr>
       <w:r>
-        <w:rPr>
-          <w:rFonts w:ascii="Microsoft YaHei" w:hAnsi="Microsoft YaHei" w:eastAsia="Microsoft YaHei"/>
-          <w:b/>
-          <w:color w:val="000000"/>
-        </w:rPr>
-        <w:t>人类输入摘要：</w:t>
-      </w:r>
-      <w:r>
-        <w:t>要求覆盖正常创建、空标题、无效负责人、读取和持久化。</w:t>
+        <w:t>团队处置及理由：接受。状态切换暂不越界实现。</w:t>
       </w:r>
     </w:p>
     <w:p>
-      <w:pPr/>
+      <w:pPr>
+        <w:spacing w:after="40"/>
+      </w:pPr>
       <w:r>
-        <w:rPr>
-          <w:rFonts w:ascii="Microsoft YaHei" w:hAnsi="Microsoft YaHei" w:eastAsia="Microsoft YaHei"/>
-          <w:b/>
-          <w:color w:val="000000"/>
-        </w:rPr>
-        <w:t>AI 输出要点：</w:t>
-      </w:r>
-      <w:r>
-        <w:t>生成 node:test 测试及临时数据隔离；修正测试脚本入口后 8 个用例通过。</w:t>
+        <w:t>记录来源与关联证据：开发登记摘要。f143bd5 的 public 代码为实现依据。登记17:50晚于代码提交17:48:54，不据此修造时间顺序。</w:t>
       </w:r>
     </w:p>
     <w:p>
-      <w:pPr/>
+      <w:pPr>
+        <w:pStyle w:val="Heading2"/>
+      </w:pPr>
       <w:r>
-        <w:rPr>
-          <w:rFonts w:ascii="Microsoft YaHei" w:hAnsi="Microsoft YaHei" w:eastAsia="Microsoft YaHei"/>
-          <w:b/>
-          <w:color w:val="000000"/>
-        </w:rPr>
-        <w:t>团队处置及理由：</w:t>
-      </w:r>
-      <w:r>
-        <w:t>接受并修正。保留报错与修复过程，未用绕过手段隐藏问题。</w:t>
+        <w:t>记录5 编写并运行 US04 测试</w:t>
       </w:r>
     </w:p>
     <w:p>
       <w:pPr>
-        <w:pStyle w:val="Heading2"/>
+        <w:spacing w:after="40"/>
       </w:pPr>
       <w:r>
-        <w:t>记录 6</w:t>
+        <w:t>时间：2026-09-19 17:55</w:t>
       </w:r>
     </w:p>
     <w:p>
-      <w:pPr/>
+      <w:pPr>
+        <w:spacing w:after="40"/>
+      </w:pPr>
       <w:r>
-        <w:rPr>
-          <w:rFonts w:ascii="Microsoft YaHei" w:hAnsi="Microsoft YaHei" w:eastAsia="Microsoft YaHei"/>
-          <w:b/>
-          <w:color w:val="000000"/>
-        </w:rPr>
-        <w:t>时间：</w:t>
-      </w:r>
-      <w:r>
-        <w:t>2026-09-19 18:00</w:t>
+        <w:t>人类成员：朱传玺</w:t>
       </w:r>
     </w:p>
     <w:p>
-      <w:pPr/>
+      <w:pPr>
+        <w:spacing w:after="40"/>
+      </w:pPr>
       <w:r>
-        <w:rPr>
-          <w:rFonts w:ascii="Microsoft YaHei" w:hAnsi="Microsoft YaHei" w:eastAsia="Microsoft YaHei"/>
-          <w:b/>
-          <w:color w:val="000000"/>
-        </w:rPr>
-        <w:t>人类成员：</w:t>
-      </w:r>
-      <w:r>
-        <w:t>朱传玺</w:t>
+        <w:t>AI角色与工具：测试智能体（Claude Code）</w:t>
       </w:r>
     </w:p>
     <w:p>
-      <w:pPr/>
+      <w:pPr>
+        <w:spacing w:after="40"/>
+      </w:pPr>
       <w:r>
-        <w:rPr>
-          <w:rFonts w:ascii="Microsoft YaHei" w:hAnsi="Microsoft YaHei" w:eastAsia="Microsoft YaHei"/>
-          <w:b/>
-          <w:color w:val="000000"/>
-        </w:rPr>
-        <w:t>AI 角色 / 工具：</w:t>
-      </w:r>
-      <w:r>
-        <w:t>编码智能体（Claude Code）</w:t>
+        <w:t>任务场景：编写并运行 US04 测试</w:t>
       </w:r>
     </w:p>
     <w:p>
-      <w:pPr/>
+      <w:pPr>
+        <w:spacing w:after="40"/>
+      </w:pPr>
       <w:r>
-        <w:rPr>
-          <w:rFonts w:ascii="Microsoft YaHei" w:hAnsi="Microsoft YaHei" w:eastAsia="Microsoft YaHei"/>
-          <w:b/>
-          <w:color w:val="000000"/>
-        </w:rPr>
-        <w:t>任务场景：</w:t>
-      </w:r>
-      <w:r>
-        <w:t>运行验证与收尾</w:t>
+        <w:t>人类输入：要求覆盖正常创建、空标题、无效负责人、读取和持久化</w:t>
       </w:r>
     </w:p>
     <w:p>
-      <w:pPr/>
+      <w:pPr>
+        <w:spacing w:after="40"/>
+      </w:pPr>
       <w:r>
-        <w:rPr>
-          <w:rFonts w:ascii="Microsoft YaHei" w:hAnsi="Microsoft YaHei" w:eastAsia="Microsoft YaHei"/>
-          <w:b/>
-          <w:color w:val="000000"/>
-        </w:rPr>
-        <w:t>人类输入摘要：</w:t>
-      </w:r>
-      <w:r>
-        <w:t>要求启动服务并复核 API 与 400 校验。</w:t>
+        <w:t>AI输出：生成 node:test 测试及临时数据隔离；修正测试脚本入口后 8 个用例通过</w:t>
       </w:r>
     </w:p>
     <w:p>
-      <w:pPr/>
+      <w:pPr>
+        <w:spacing w:after="40"/>
+      </w:pPr>
       <w:r>
-        <w:rPr>
-          <w:rFonts w:ascii="Microsoft YaHei" w:hAnsi="Microsoft YaHei" w:eastAsia="Microsoft YaHei"/>
-          <w:b/>
-          <w:color w:val="000000"/>
-        </w:rPr>
-        <w:t>AI 输出要点：</w:t>
-      </w:r>
-      <w:r>
-        <w:t>验证成员接口、合法创建和非法输入；清理冒烟测试产生的脏数据。</w:t>
+        <w:t>团队处置及理由：接受并修正。保留报错与修复过程，未用绕过手段隐藏问题。</w:t>
       </w:r>
     </w:p>
     <w:p>
-      <w:pPr/>
+      <w:pPr>
+        <w:spacing w:after="40"/>
+      </w:pPr>
       <w:r>
-        <w:rPr>
-          <w:rFonts w:ascii="Microsoft YaHei" w:hAnsi="Microsoft YaHei" w:eastAsia="Microsoft YaHei"/>
-          <w:b/>
-          <w:color w:val="000000"/>
-        </w:rPr>
-        <w:t>团队处置及理由：</w:t>
-      </w:r>
-      <w:r>
-        <w:t>接受。提交前恢复纯净种子数据。</w:t>
+        <w:t>记录来源与关联证据：开发登记摘要与测试过程描述。f143bd5 原登记及 40b9b4e 测试源文件可检索；早期8项含3项基础成员与5项US04，不能当作最终US04有8项。</w:t>
       </w:r>
     </w:p>
     <w:p>
@@ -707,953 +433,575 @@
         <w:pStyle w:val="Heading2"/>
       </w:pPr>
       <w:r>
-        <w:t>记录 7</w:t>
+        <w:t>记录6 运行验证与收尾</w:t>
       </w:r>
     </w:p>
     <w:p>
-      <w:pPr/>
+      <w:pPr>
+        <w:spacing w:after="40"/>
+      </w:pPr>
       <w:r>
-        <w:rPr>
-          <w:rFonts w:ascii="Microsoft YaHei" w:hAnsi="Microsoft YaHei" w:eastAsia="Microsoft YaHei"/>
-          <w:b/>
-          <w:color w:val="000000"/>
-        </w:rPr>
-        <w:t>时间：</w:t>
-      </w:r>
-      <w:r>
-        <w:t>2026-09-19</w:t>
+        <w:t>时间：2026-09-19 18:00</w:t>
       </w:r>
     </w:p>
     <w:p>
-      <w:pPr/>
+      <w:pPr>
+        <w:spacing w:after="40"/>
+      </w:pPr>
       <w:r>
-        <w:rPr>
-          <w:rFonts w:ascii="Microsoft YaHei" w:hAnsi="Microsoft YaHei" w:eastAsia="Microsoft YaHei"/>
-          <w:b/>
-          <w:color w:val="000000"/>
-        </w:rPr>
-        <w:t>人类成员：</w:t>
-      </w:r>
-      <w:r>
-        <w:t>何健翔</w:t>
+        <w:t>人类成员：朱传玺</w:t>
       </w:r>
     </w:p>
     <w:p>
-      <w:pPr/>
+      <w:pPr>
+        <w:spacing w:after="40"/>
+      </w:pPr>
       <w:r>
-        <w:rPr>
-          <w:rFonts w:ascii="Microsoft YaHei" w:hAnsi="Microsoft YaHei" w:eastAsia="Microsoft YaHei"/>
-          <w:b/>
-          <w:color w:val="000000"/>
-        </w:rPr>
-        <w:t>AI 角色 / 工具：</w:t>
-      </w:r>
-      <w:r>
-        <w:t>编码智能体</w:t>
+        <w:t>AI角色与工具：编码智能体（Claude Code）</w:t>
       </w:r>
     </w:p>
     <w:p>
-      <w:pPr/>
+      <w:pPr>
+        <w:spacing w:after="40"/>
+      </w:pPr>
       <w:r>
-        <w:rPr>
-          <w:rFonts w:ascii="Microsoft YaHei" w:hAnsi="Microsoft YaHei" w:eastAsia="Microsoft YaHei"/>
-          <w:b/>
-          <w:color w:val="000000"/>
-        </w:rPr>
-        <w:t>任务场景：</w:t>
-      </w:r>
-      <w:r>
-        <w:t>实现 US05 更新任务状态</w:t>
+        <w:t>任务场景：运行验证与收尾</w:t>
       </w:r>
     </w:p>
     <w:p>
-      <w:pPr/>
+      <w:pPr>
+        <w:spacing w:after="40"/>
+      </w:pPr>
       <w:r>
-        <w:rPr>
-          <w:rFonts w:ascii="Microsoft YaHei" w:hAnsi="Microsoft YaHei" w:eastAsia="Microsoft YaHei"/>
-          <w:b/>
-          <w:color w:val="000000"/>
-        </w:rPr>
-        <w:t>人类输入摘要：</w:t>
-      </w:r>
-      <w:r>
-        <w:t>要求统一 status 字段、支持状态修改、刷新后持久化、拒绝非法状态并编写测试。</w:t>
+        <w:t>人类输入：要求启动服务并复核 API 与 400 校验</w:t>
       </w:r>
     </w:p>
     <w:p>
-      <w:pPr/>
+      <w:pPr>
+        <w:spacing w:after="40"/>
+      </w:pPr>
       <w:r>
-        <w:rPr>
-          <w:rFonts w:ascii="Microsoft YaHei" w:hAnsi="Microsoft YaHei" w:eastAsia="Microsoft YaHei"/>
-          <w:b/>
-          <w:color w:val="000000"/>
-        </w:rPr>
-        <w:t>AI 输出要点：</w:t>
-      </w:r>
-      <w:r>
-        <w:t>提供状态校验、状态更新、PATCH 接口和测试方案。</w:t>
+        <w:t>AI输出：验证成员接口、合法创建和非法输入；清理冒烟测试产生的脏数据</w:t>
       </w:r>
     </w:p>
     <w:p>
-      <w:pPr/>
+      <w:pPr>
+        <w:spacing w:after="40"/>
+      </w:pPr>
       <w:r>
-        <w:rPr>
-          <w:rFonts w:ascii="Microsoft YaHei" w:hAnsi="Microsoft YaHei" w:eastAsia="Microsoft YaHei"/>
-          <w:b/>
-          <w:color w:val="000000"/>
-        </w:rPr>
-        <w:t>团队处置及理由：</w:t>
-      </w:r>
-      <w:r>
-        <w:t>接受状态逻辑并移植到 US04 统一数据层；原 US05 独立存储结构不作为最终集成方案。</w:t>
+        <w:t>团队处置及理由：接受。提交前恢复纯净种子数据。</w:t>
       </w:r>
     </w:p>
     <w:p>
       <w:pPr>
-        <w:pStyle w:val="Heading2"/>
+        <w:spacing w:after="40"/>
       </w:pPr>
       <w:r>
-        <w:t>记录 8</w:t>
+        <w:t>记录来源与关联证据：开发登记摘要。f143bd5 原登记描述接口冒烟与种子恢复，无独立原始终端日志。</w:t>
       </w:r>
     </w:p>
     <w:p>
-      <w:pPr/>
+      <w:pPr>
+        <w:pStyle w:val="Heading2"/>
+      </w:pPr>
       <w:r>
-        <w:rPr>
-          <w:rFonts w:ascii="Microsoft YaHei" w:hAnsi="Microsoft YaHei" w:eastAsia="Microsoft YaHei"/>
-          <w:b/>
-          <w:color w:val="000000"/>
-        </w:rPr>
-        <w:t>时间：</w:t>
-      </w:r>
-      <w:r>
-        <w:t>2026-09-20 20:55–20:57 +08:00</w:t>
+        <w:t>记录7 实现 US05 更新任务状态</w:t>
       </w:r>
     </w:p>
     <w:p>
-      <w:pPr/>
+      <w:pPr>
+        <w:spacing w:after="40"/>
+      </w:pPr>
       <w:r>
-        <w:rPr>
-          <w:rFonts w:ascii="Microsoft YaHei" w:hAnsi="Microsoft YaHei" w:eastAsia="Microsoft YaHei"/>
-          <w:b/>
-          <w:color w:val="000000"/>
-        </w:rPr>
-        <w:t>人类成员：</w:t>
-      </w:r>
-      <w:r>
-        <w:t>彭佳成</w:t>
+        <w:t>时间：2026-09-19</w:t>
       </w:r>
     </w:p>
     <w:p>
-      <w:pPr/>
+      <w:pPr>
+        <w:spacing w:after="40"/>
+      </w:pPr>
       <w:r>
-        <w:rPr>
-          <w:rFonts w:ascii="Microsoft YaHei" w:hAnsi="Microsoft YaHei" w:eastAsia="Microsoft YaHei"/>
-          <w:b/>
-          <w:color w:val="000000"/>
-        </w:rPr>
-        <w:t>AI 角色 / 工具：</w:t>
-      </w:r>
-      <w:r>
-        <w:t>编码与需求核对智能体（Codex）</w:t>
+        <w:t>人类成员：何健翔</w:t>
       </w:r>
     </w:p>
     <w:p>
-      <w:pPr/>
+      <w:pPr>
+        <w:spacing w:after="40"/>
+      </w:pPr>
       <w:r>
-        <w:rPr>
-          <w:rFonts w:ascii="Microsoft YaHei" w:hAnsi="Microsoft YaHei" w:eastAsia="Microsoft YaHei"/>
-          <w:b/>
-          <w:color w:val="000000"/>
-        </w:rPr>
-        <w:t>任务场景：</w:t>
-      </w:r>
-      <w:r>
-        <w:t>阅读指导书、承接实验一并确定 US01 开发基线</w:t>
+        <w:t>AI角色与工具：编码智能体</w:t>
       </w:r>
     </w:p>
     <w:p>
-      <w:pPr/>
+      <w:pPr>
+        <w:spacing w:after="40"/>
+      </w:pPr>
       <w:r>
-        <w:rPr>
-          <w:rFonts w:ascii="Microsoft YaHei" w:hAnsi="Microsoft YaHei" w:eastAsia="Microsoft YaHei"/>
-          <w:b/>
-          <w:color w:val="000000"/>
-        </w:rPr>
-        <w:t>人类输入摘要：</w:t>
-      </w:r>
-      <w:r>
-        <w:t>要求完成实验二中成员一负责部分，仔细阅读指导书并参考实验一。</w:t>
+        <w:t>任务场景：实现 US05 更新任务状态</w:t>
       </w:r>
     </w:p>
     <w:p>
-      <w:pPr/>
+      <w:pPr>
+        <w:spacing w:after="40"/>
+      </w:pPr>
       <w:r>
-        <w:rPr>
-          <w:rFonts w:ascii="Microsoft YaHei" w:hAnsi="Microsoft YaHei" w:eastAsia="Microsoft YaHei"/>
-          <w:b/>
-          <w:color w:val="000000"/>
-        </w:rPr>
-        <w:t>AI 输出要点：</w:t>
-      </w:r>
-      <w:r>
-        <w:t>读取实验二指导书、实验一规划和工作安排；确认 develop 已集成 US04 / US05，以 6906e49 创建 US01 分支，复用现有 Node.js / Express / JSON 数据层。</w:t>
+        <w:t>人类输入：要求统一 status 字段、支持状态修改、刷新后持久化、拒绝非法状态并编写测试</w:t>
       </w:r>
     </w:p>
     <w:p>
-      <w:pPr/>
+      <w:pPr>
+        <w:spacing w:after="40"/>
+      </w:pPr>
       <w:r>
-        <w:rPr>
-          <w:rFonts w:ascii="Microsoft YaHei" w:hAnsi="Microsoft YaHei" w:eastAsia="Microsoft YaHei"/>
-          <w:b/>
-          <w:color w:val="000000"/>
-        </w:rPr>
-        <w:t>团队处置及理由：</w:t>
-      </w:r>
-      <w:r>
-        <w:t>按授权实现 US01，沿用已有 Member 字段和共享数据源；人工审查与团队验收未提前确认。</w:t>
+        <w:t>AI输出：提供状态校验、状态更新、PATCH 接口和测试方案</w:t>
       </w:r>
     </w:p>
     <w:p>
       <w:pPr>
-        <w:pStyle w:val="Heading2"/>
+        <w:spacing w:after="40"/>
       </w:pPr>
       <w:r>
-        <w:t>记录 9</w:t>
+        <w:t>团队处置及理由：接受状态逻辑并移植到 US04 统一数据层；原 US05 独立存储结构不作为最终集成方案。</w:t>
       </w:r>
     </w:p>
     <w:p>
-      <w:pPr/>
+      <w:pPr>
+        <w:spacing w:after="40"/>
+      </w:pPr>
       <w:r>
-        <w:rPr>
-          <w:rFonts w:ascii="Microsoft YaHei" w:hAnsi="Microsoft YaHei" w:eastAsia="Microsoft YaHei"/>
-          <w:b/>
-          <w:color w:val="000000"/>
-        </w:rPr>
-        <w:t>时间：</w:t>
-      </w:r>
-      <w:r>
-        <w:t>2026-09-20 20:57 +08:00</w:t>
+        <w:t>记录来源与关联证据：开发登记摘要。d3fa695 原US05记录及 8f74544/f6cad04 实现、测试可检索；集成移植见79948a5。</w:t>
       </w:r>
     </w:p>
     <w:p>
-      <w:pPr/>
+      <w:pPr>
+        <w:pStyle w:val="Heading2"/>
+      </w:pPr>
       <w:r>
-        <w:rPr>
-          <w:rFonts w:ascii="Microsoft YaHei" w:hAnsi="Microsoft YaHei" w:eastAsia="Microsoft YaHei"/>
-          <w:b/>
-          <w:color w:val="000000"/>
-        </w:rPr>
-        <w:t>人类成员：</w:t>
-      </w:r>
-      <w:r>
-        <w:t>彭佳成</w:t>
+        <w:t>记录8 阅读指导书与实验一材料并确定US01开发基线</w:t>
       </w:r>
     </w:p>
     <w:p>
-      <w:pPr/>
+      <w:pPr>
+        <w:spacing w:after="40"/>
+      </w:pPr>
       <w:r>
-        <w:rPr>
-          <w:rFonts w:ascii="Microsoft YaHei" w:hAnsi="Microsoft YaHei" w:eastAsia="Microsoft YaHei"/>
-          <w:b/>
-          <w:color w:val="000000"/>
-        </w:rPr>
-        <w:t>AI 角色 / 工具：</w:t>
-      </w:r>
-      <w:r>
-        <w:t>测试智能体（Codex）</w:t>
+        <w:t>时间：2026-09-20 20:55–20:57 +08:00</w:t>
       </w:r>
     </w:p>
     <w:p>
-      <w:pPr/>
+      <w:pPr>
+        <w:spacing w:after="40"/>
+      </w:pPr>
       <w:r>
-        <w:rPr>
-          <w:rFonts w:ascii="Microsoft YaHei" w:hAnsi="Microsoft YaHei" w:eastAsia="Microsoft YaHei"/>
-          <w:b/>
-          <w:color w:val="000000"/>
-        </w:rPr>
-        <w:t>任务场景：</w:t>
-      </w:r>
-      <w:r>
-        <w:t>修改前基线验证</w:t>
+        <w:t>人类成员：彭佳成</w:t>
       </w:r>
     </w:p>
     <w:p>
-      <w:pPr/>
+      <w:pPr>
+        <w:spacing w:after="40"/>
+      </w:pPr>
       <w:r>
-        <w:rPr>
-          <w:rFonts w:ascii="Microsoft YaHei" w:hAnsi="Microsoft YaHei" w:eastAsia="Microsoft YaHei"/>
-          <w:b/>
-          <w:color w:val="000000"/>
-        </w:rPr>
-        <w:t>人类输入摘要：</w:t>
-      </w:r>
-      <w:r>
-        <w:t>延续 US01 开发任务，先确认同学已集成代码能够运行。</w:t>
+        <w:t>AI角色与工具：编码与需求核对智能体（Codex）</w:t>
       </w:r>
     </w:p>
     <w:p>
-      <w:pPr/>
+      <w:pPr>
+        <w:spacing w:after="40"/>
+      </w:pPr>
       <w:r>
-        <w:rPr>
-          <w:rFonts w:ascii="Microsoft YaHei" w:hAnsi="Microsoft YaHei" w:eastAsia="Microsoft YaHei"/>
-          <w:b/>
-          <w:color w:val="000000"/>
-        </w:rPr>
-        <w:t>AI 输出要点：</w:t>
-      </w:r>
-      <w:r>
-        <w:t>执行 npm ci 和 npm test，基线 12/12 通过。</w:t>
+        <w:t>任务场景：阅读指导书、承接实验一并确定 US01 开发基线</w:t>
       </w:r>
     </w:p>
     <w:p>
-      <w:pPr/>
+      <w:pPr>
+        <w:spacing w:after="40"/>
+      </w:pPr>
       <w:r>
-        <w:rPr>
-          <w:rFonts w:ascii="Microsoft YaHei" w:hAnsi="Microsoft YaHei" w:eastAsia="Microsoft YaHei"/>
-          <w:b/>
-          <w:color w:val="000000"/>
-        </w:rPr>
-        <w:t>团队处置及理由：</w:t>
-      </w:r>
-      <w:r>
-        <w:t>确认工程可以复用；该结果只代表自动验证，不代表人工接受。</w:t>
+        <w:t>人类输入：原始输入：“现在我们进行的是lab2,我是彭佳成（成员一），请你完成实验二中我需要完成的部分，注意仔细阅读实验指导书，并参考我们已经完成的实验一”</w:t>
       </w:r>
     </w:p>
     <w:p>
       <w:pPr>
-        <w:pStyle w:val="Heading2"/>
+        <w:spacing w:after="40"/>
       </w:pPr>
       <w:r>
-        <w:t>记录 10</w:t>
+        <w:t>AI输出：读取实验二 Word 指导书、实验一规划、实验二工作安排；fetch 后发现 develop 已集成 US04/US05，以 6906e49 创建本地 feature/us01-members，复用既有 Node.js/Express/JSON 数据层和成员接口基础</w:t>
       </w:r>
     </w:p>
     <w:p>
-      <w:pPr/>
+      <w:pPr>
+        <w:spacing w:after="40"/>
+      </w:pPr>
       <w:r>
-        <w:rPr>
-          <w:rFonts w:ascii="Microsoft YaHei" w:hAnsi="Microsoft YaHei" w:eastAsia="Microsoft YaHei"/>
-          <w:b/>
-          <w:color w:val="000000"/>
-        </w:rPr>
-        <w:t>时间：</w:t>
-      </w:r>
-      <w:r>
-        <w:t>2026-09-20 21:01 +08:00</w:t>
+        <w:t>团队处置及理由：AI 按用户授权开始实现 US01；沿用现有 id/name/role 与同学代码，不另建成员存储。人工 diff 审查及团队验收尚未发生。时间为本次实际开发记录，非课堂会议时间。</w:t>
       </w:r>
     </w:p>
     <w:p>
-      <w:pPr/>
+      <w:pPr>
+        <w:spacing w:after="40"/>
+      </w:pPr>
       <w:r>
-        <w:rPr>
-          <w:rFonts w:ascii="Microsoft YaHei" w:hAnsi="Microsoft YaHei" w:eastAsia="Microsoft YaHei"/>
-          <w:b/>
-          <w:color w:val="000000"/>
-        </w:rPr>
-        <w:t>人类成员：</w:t>
-      </w:r>
-      <w:r>
-        <w:t>彭佳成</w:t>
+        <w:t>记录来源与关联证据：现存人类输入摘录与开发登记摘要。原样保存的一段输入在历史文档 d44e3c9；基线6906e49与实现8109119可检索，不等于完整会话原文。</w:t>
       </w:r>
     </w:p>
     <w:p>
-      <w:pPr/>
+      <w:pPr>
+        <w:pStyle w:val="Heading2"/>
+      </w:pPr>
       <w:r>
-        <w:rPr>
-          <w:rFonts w:ascii="Microsoft YaHei" w:hAnsi="Microsoft YaHei" w:eastAsia="Microsoft YaHei"/>
-          <w:b/>
-          <w:color w:val="000000"/>
-        </w:rPr>
-        <w:t>AI 角色 / 工具：</w:t>
-      </w:r>
-      <w:r>
-        <w:t>编码智能体（Codex）</w:t>
+        <w:t>记录9 修改前验证</w:t>
       </w:r>
     </w:p>
     <w:p>
-      <w:pPr/>
+      <w:pPr>
+        <w:spacing w:after="40"/>
+      </w:pPr>
       <w:r>
-        <w:rPr>
-          <w:rFonts w:ascii="Microsoft YaHei" w:hAnsi="Microsoft YaHei" w:eastAsia="Microsoft YaHei"/>
-          <w:b/>
-          <w:color w:val="000000"/>
-        </w:rPr>
-        <w:t>任务场景：</w:t>
-      </w:r>
-      <w:r>
-        <w:t>补齐成员数据契约和页面边界</w:t>
+        <w:t>时间：2026-09-20 20:57 +08:00</w:t>
       </w:r>
     </w:p>
     <w:p>
-      <w:pPr/>
+      <w:pPr>
+        <w:spacing w:after="40"/>
+      </w:pPr>
       <w:r>
-        <w:rPr>
-          <w:rFonts w:ascii="Microsoft YaHei" w:hAnsi="Microsoft YaHei" w:eastAsia="Microsoft YaHei"/>
-          <w:b/>
-          <w:color w:val="000000"/>
-        </w:rPr>
-        <w:t>人类输入摘要：</w:t>
-      </w:r>
-      <w:r>
-        <w:t>延续 US01 授权和实验二验收要求。</w:t>
+        <w:t>人类成员：彭佳成</w:t>
       </w:r>
     </w:p>
     <w:p>
-      <w:pPr/>
+      <w:pPr>
+        <w:spacing w:after="40"/>
+      </w:pPr>
       <w:r>
-        <w:rPr>
-          <w:rFonts w:ascii="Microsoft YaHei" w:hAnsi="Microsoft YaHei" w:eastAsia="Microsoft YaHei"/>
-          <w:b/>
-          <w:color w:val="000000"/>
-        </w:rPr>
-        <w:t>AI 输出要点：</w:t>
-      </w:r>
-      <w:r>
-        <w:t>新增 Member 校验；成员接口检查不完整数据与重复 id；页面增加加载、空列表、错误重试，并在成员不可用时禁用分配。</w:t>
+        <w:t>AI角色与工具：测试智能体（Codex）</w:t>
       </w:r>
     </w:p>
     <w:p>
-      <w:pPr/>
+      <w:pPr>
+        <w:spacing w:after="40"/>
+      </w:pPr>
       <w:r>
-        <w:rPr>
-          <w:rFonts w:ascii="Microsoft YaHei" w:hAnsi="Microsoft YaHei" w:eastAsia="Microsoft YaHei"/>
-          <w:b/>
-          <w:color w:val="000000"/>
-        </w:rPr>
-        <w:t>团队处置及理由：</w:t>
-      </w:r>
-      <w:r>
-        <w:t>沿用四人 id、姓名和分工，不修改 Task 模型或另建成员数据源；人工审查待进行。</w:t>
+        <w:t>任务场景：修改前验证</w:t>
       </w:r>
     </w:p>
     <w:p>
       <w:pPr>
-        <w:pStyle w:val="Heading2"/>
+        <w:spacing w:after="40"/>
       </w:pPr>
       <w:r>
-        <w:t>记录 11</w:t>
+        <w:t>人类输入：延续上条任务，先检查同学已集成代码是否可运行；本行未发生新的人类输入</w:t>
       </w:r>
     </w:p>
     <w:p>
-      <w:pPr/>
+      <w:pPr>
+        <w:spacing w:after="40"/>
+      </w:pPr>
       <w:r>
-        <w:rPr>
-          <w:rFonts w:ascii="Microsoft YaHei" w:hAnsi="Microsoft YaHei" w:eastAsia="Microsoft YaHei"/>
-          <w:b/>
-          <w:color w:val="000000"/>
-        </w:rPr>
-        <w:t>时间：</w:t>
-      </w:r>
-      <w:r>
-        <w:t>2026-09-20 21:03 +08:00</w:t>
+        <w:t>AI输出：执行 npm ci 和 npm test；基线 12/12 测试通过，确认现有工程可复用</w:t>
       </w:r>
     </w:p>
     <w:p>
-      <w:pPr/>
+      <w:pPr>
+        <w:spacing w:after="40"/>
+      </w:pPr>
       <w:r>
-        <w:rPr>
-          <w:rFonts w:ascii="Microsoft YaHei" w:hAnsi="Microsoft YaHei" w:eastAsia="Microsoft YaHei"/>
-          <w:b/>
-          <w:color w:val="000000"/>
-        </w:rPr>
-        <w:t>人类成员：</w:t>
-      </w:r>
-      <w:r>
-        <w:t>彭佳成</w:t>
+        <w:t>团队处置及理由：自动验证记录，不代表人工接受或审查；后续只增加 US01 能力并回归已有故事。</w:t>
       </w:r>
     </w:p>
     <w:p>
-      <w:pPr/>
+      <w:pPr>
+        <w:spacing w:after="40"/>
+      </w:pPr>
       <w:r>
-        <w:rPr>
-          <w:rFonts w:ascii="Microsoft YaHei" w:hAnsi="Microsoft YaHei" w:eastAsia="Microsoft YaHei"/>
-          <w:b/>
-          <w:color w:val="000000"/>
-        </w:rPr>
-        <w:t>AI 角色 / 工具：</w:t>
-      </w:r>
-      <w:r>
-        <w:t>浏览器测试与代码审查智能体（Codex）</w:t>
+        <w:t>记录来源与关联证据：工具执行摘要。基线6906e49及原文登记可检索；本行12/12未另保存当时独立日志，不以当前24/24反证当时输出。</w:t>
       </w:r>
     </w:p>
     <w:p>
-      <w:pPr/>
+      <w:pPr>
+        <w:pStyle w:val="Heading2"/>
+      </w:pPr>
       <w:r>
-        <w:rPr>
-          <w:rFonts w:ascii="Microsoft YaHei" w:hAnsi="Microsoft YaHei" w:eastAsia="Microsoft YaHei"/>
-          <w:b/>
-          <w:color w:val="000000"/>
-        </w:rPr>
-        <w:t>任务场景：</w:t>
-      </w:r>
-      <w:r>
-        <w:t>验证 US01 页面及既有完整流程</w:t>
+        <w:t>记录10 补齐成员数据契约和页面边界</w:t>
       </w:r>
     </w:p>
     <w:p>
-      <w:pPr/>
+      <w:pPr>
+        <w:spacing w:after="40"/>
+      </w:pPr>
       <w:r>
-        <w:rPr>
-          <w:rFonts w:ascii="Microsoft YaHei" w:hAnsi="Microsoft YaHei" w:eastAsia="Microsoft YaHei"/>
-          <w:b/>
-          <w:color w:val="000000"/>
-        </w:rPr>
-        <w:t>人类输入摘要：</w:t>
-      </w:r>
-      <w:r>
-        <w:t>按 US01 任务执行独立页面和回归验证。</w:t>
+        <w:t>时间：2026-09-20 21:01 +08:00</w:t>
       </w:r>
     </w:p>
     <w:p>
-      <w:pPr/>
+      <w:pPr>
+        <w:spacing w:after="40"/>
+      </w:pPr>
       <w:r>
-        <w:rPr>
-          <w:rFonts w:ascii="Microsoft YaHei" w:hAnsi="Microsoft YaHei" w:eastAsia="Microsoft YaHei"/>
-          <w:b/>
-          <w:color w:val="000000"/>
-        </w:rPr>
-        <w:t>AI 输出要点：</w:t>
-      </w:r>
-      <w:r>
-        <w:t>浏览器 8/8 场景通过，包括成员与负责人同源、任务和状态刷新保持、空列表、错误重试、移动布局和文本转义；保存桌面和手机截图。</w:t>
+        <w:t>人类成员：彭佳成</w:t>
       </w:r>
     </w:p>
     <w:p>
-      <w:pPr/>
+      <w:pPr>
+        <w:spacing w:after="40"/>
+      </w:pPr>
       <w:r>
-        <w:rPr>
-          <w:rFonts w:ascii="Microsoft YaHei" w:hAnsi="Microsoft YaHei" w:eastAsia="Microsoft YaHei"/>
-          <w:b/>
-          <w:color w:val="000000"/>
-        </w:rPr>
-        <w:t>团队处置及理由：</w:t>
-      </w:r>
-      <w:r>
-        <w:t>归档实际 JSON 与截图，明确 AI 审查不能替代人工 diff；测试使用隔离数据。</w:t>
+        <w:t>AI角色与工具：编码智能体（Codex）</w:t>
       </w:r>
     </w:p>
     <w:p>
       <w:pPr>
-        <w:pStyle w:val="Heading2"/>
+        <w:spacing w:after="40"/>
       </w:pPr>
       <w:r>
-        <w:t>记录 12</w:t>
+        <w:t>任务场景：补齐成员数据契约和页面边界</w:t>
       </w:r>
     </w:p>
     <w:p>
-      <w:pPr/>
+      <w:pPr>
+        <w:spacing w:after="40"/>
+      </w:pPr>
       <w:r>
-        <w:rPr>
-          <w:rFonts w:ascii="Microsoft YaHei" w:hAnsi="Microsoft YaHei" w:eastAsia="Microsoft YaHei"/>
-          <w:b/>
-          <w:color w:val="000000"/>
-        </w:rPr>
-        <w:t>时间：</w:t>
-      </w:r>
-      <w:r>
-        <w:t>2026-09-20 21:04 +08:00</w:t>
+        <w:t>人类输入：延续用户授权及实验二 US01 要求；未发生新的人类指令</w:t>
       </w:r>
     </w:p>
     <w:p>
-      <w:pPr/>
+      <w:pPr>
+        <w:spacing w:after="40"/>
+      </w:pPr>
       <w:r>
-        <w:rPr>
-          <w:rFonts w:ascii="Microsoft YaHei" w:hAnsi="Microsoft YaHei" w:eastAsia="Microsoft YaHei"/>
-          <w:b/>
-          <w:color w:val="000000"/>
-        </w:rPr>
-        <w:t>人类成员：</w:t>
-      </w:r>
-      <w:r>
-        <w:t>彭佳成</w:t>
+        <w:t>AI输出：新建 Member 类型注释和校验；成员接口检查不完整记录及重复 id；页面增加加载、空列表、错误重试和禁用非法分配；任务加载失败不再覆盖成员；沿用原四人 id/name/role</w:t>
       </w:r>
     </w:p>
     <w:p>
-      <w:pPr/>
+      <w:pPr>
+        <w:spacing w:after="40"/>
+      </w:pPr>
       <w:r>
-        <w:rPr>
-          <w:rFonts w:ascii="Microsoft YaHei" w:hAnsi="Microsoft YaHei" w:eastAsia="Microsoft YaHei"/>
-          <w:b/>
-          <w:color w:val="000000"/>
-        </w:rPr>
-        <w:t>AI 角色 / 工具：</w:t>
-      </w:r>
-      <w:r>
-        <w:t>测试智能体（Codex）</w:t>
+        <w:t>团队处置及理由：已写入 feature 工作树；自动语法检查通过，人工审查待进行。未改同学任务模型或另建数据源。一次补丁因匹配记录行不完整未应用，拆分补丁后成功，未造成文件半更新。</w:t>
       </w:r>
     </w:p>
     <w:p>
-      <w:pPr/>
+      <w:pPr>
+        <w:spacing w:after="40"/>
+      </w:pPr>
       <w:r>
-        <w:rPr>
-          <w:rFonts w:ascii="Microsoft YaHei" w:hAnsi="Microsoft YaHei" w:eastAsia="Microsoft YaHei"/>
-          <w:b/>
-          <w:color w:val="000000"/>
-        </w:rPr>
-        <w:t>任务场景：</w:t>
-      </w:r>
-      <w:r>
-        <w:t>US01 专项与全量回归</w:t>
+        <w:t>记录来源与关联证据：开发登记与工具过程摘要。8109119差异证明最终实现；补丁失败仅有原登记描述，不补造错误输出。</w:t>
       </w:r>
     </w:p>
     <w:p>
-      <w:pPr/>
+      <w:pPr>
+        <w:pStyle w:val="Heading2"/>
+      </w:pPr>
       <w:r>
-        <w:rPr>
-          <w:rFonts w:ascii="Microsoft YaHei" w:hAnsi="Microsoft YaHei" w:eastAsia="Microsoft YaHei"/>
-          <w:b/>
-          <w:color w:val="000000"/>
-        </w:rPr>
-        <w:t>人类输入摘要：</w:t>
-      </w:r>
-      <w:r>
-        <w:t>补充成员数据和任务分配关键路径测试。</w:t>
+        <w:t>记录11 独立验证 US01 页面及既有完整流程</w:t>
       </w:r>
     </w:p>
     <w:p>
-      <w:pPr/>
+      <w:pPr>
+        <w:spacing w:after="40"/>
+      </w:pPr>
       <w:r>
-        <w:rPr>
-          <w:rFonts w:ascii="Microsoft YaHei" w:hAnsi="Microsoft YaHei" w:eastAsia="Microsoft YaHei"/>
-          <w:b/>
-          <w:color w:val="000000"/>
-        </w:rPr>
-        <w:t>AI 输出要点：</w:t>
-      </w:r>
-      <w:r>
-        <w:t>US01 15/15、全量 24/24 通过；覆盖种子一致性、自定义数据、所有成员分配、非法数据和读取无副作用。</w:t>
+        <w:t>时间：2026-09-20 21:03 +08:00</w:t>
       </w:r>
     </w:p>
     <w:p>
-      <w:pPr/>
+      <w:pPr>
+        <w:spacing w:after="40"/>
+      </w:pPr>
       <w:r>
-        <w:rPr>
-          <w:rFonts w:ascii="Microsoft YaHei" w:hAnsi="Microsoft YaHei" w:eastAsia="Microsoft YaHei"/>
-          <w:b/>
-          <w:color w:val="000000"/>
-        </w:rPr>
-        <w:t>团队处置及理由：</w:t>
-      </w:r>
-      <w:r>
-        <w:t>实际 TAP 保存到 docs/evidence/us01-tests.tap，保留原 US04 / US05 测试。</w:t>
+        <w:t>人类成员：彭佳成</w:t>
       </w:r>
     </w:p>
     <w:p>
       <w:pPr>
-        <w:pStyle w:val="Heading2"/>
+        <w:spacing w:after="40"/>
       </w:pPr>
       <w:r>
-        <w:t>记录 13</w:t>
+        <w:t>AI角色与工具：浏览器测试与代码审查智能体（Codex 子代理）</w:t>
       </w:r>
     </w:p>
     <w:p>
-      <w:pPr/>
+      <w:pPr>
+        <w:spacing w:after="40"/>
+      </w:pPr>
       <w:r>
-        <w:rPr>
-          <w:rFonts w:ascii="Microsoft YaHei" w:hAnsi="Microsoft YaHei" w:eastAsia="Microsoft YaHei"/>
-          <w:b/>
-          <w:color w:val="000000"/>
-        </w:rPr>
-        <w:t>时间：</w:t>
-      </w:r>
-      <w:r>
-        <w:t>2026-09-20 21:06 +08:00</w:t>
+        <w:t>任务场景：独立验证 US01 页面及既有完整流程</w:t>
       </w:r>
     </w:p>
     <w:p>
-      <w:pPr/>
+      <w:pPr>
+        <w:spacing w:after="40"/>
+      </w:pPr>
       <w:r>
-        <w:rPr>
-          <w:rFonts w:ascii="Microsoft YaHei" w:hAnsi="Microsoft YaHei" w:eastAsia="Microsoft YaHei"/>
-          <w:b/>
-          <w:color w:val="000000"/>
-        </w:rPr>
-        <w:t>人类成员：</w:t>
-      </w:r>
-      <w:r>
-        <w:t>彭佳成</w:t>
+        <w:t>人类输入：根智能体根据用户任务委派测试；没有新增人类输入</w:t>
       </w:r>
     </w:p>
     <w:p>
-      <w:pPr/>
+      <w:pPr>
+        <w:spacing w:after="40"/>
+      </w:pPr>
       <w:r>
-        <w:rPr>
-          <w:rFonts w:ascii="Microsoft YaHei" w:hAnsi="Microsoft YaHei" w:eastAsia="Microsoft YaHei"/>
-          <w:b/>
-          <w:color w:val="000000"/>
-        </w:rPr>
-        <w:t>AI 角色 / 工具：</w:t>
-      </w:r>
-      <w:r>
-        <w:t>编码与交付整理智能体（Codex）</w:t>
+        <w:t>AI输出：实际 Chrome 验证 8/8 通过，包含成员及选项同源、任务/状态刷新保留、空列表、HTTP/网络错误重试、手机布局和文本注入防护；保存桌面和手机截图</w:t>
       </w:r>
     </w:p>
     <w:p>
-      <w:pPr/>
+      <w:pPr>
+        <w:spacing w:after="40"/>
+      </w:pPr>
       <w:r>
-        <w:rPr>
-          <w:rFonts w:ascii="Microsoft YaHei" w:hAnsi="Microsoft YaHei" w:eastAsia="Microsoft YaHei"/>
-          <w:b/>
-          <w:color w:val="000000"/>
-        </w:rPr>
-        <w:t>任务场景：</w:t>
-      </w:r>
-      <w:r>
-        <w:t>提交代码、整理个人材料及核查远端条件</w:t>
+        <w:t>团队处置及理由：已归档实际 JSON 结果和截图；独立 AI 审查未发现阻断问题，不能代替人工 diff 审查。测试使用临时数据，未修改团队演示数据。</w:t>
       </w:r>
     </w:p>
     <w:p>
-      <w:pPr/>
+      <w:pPr>
+        <w:spacing w:after="40"/>
+      </w:pPr>
       <w:r>
-        <w:rPr>
-          <w:rFonts w:ascii="Microsoft YaHei" w:hAnsi="Microsoft YaHei" w:eastAsia="Microsoft YaHei"/>
-          <w:b/>
-          <w:color w:val="000000"/>
-        </w:rPr>
-        <w:t>人类输入摘要：</w:t>
-      </w:r>
-      <w:r>
-        <w:t>延续分支提交和材料整理要求。</w:t>
+        <w:t>记录来源与关联证据：测试与工具执行记录。docs/evidence/us01-browser-results.json、us01-members.png、us01-members-mobile.png及us01-verification.md；Git8109119。</w:t>
       </w:r>
     </w:p>
     <w:p>
-      <w:pPr/>
+      <w:pPr>
+        <w:pStyle w:val="Heading2"/>
+      </w:pPr>
       <w:r>
-        <w:rPr>
-          <w:rFonts w:ascii="Microsoft YaHei" w:hAnsi="Microsoft YaHei" w:eastAsia="Microsoft YaHei"/>
-          <w:b/>
-          <w:color w:val="000000"/>
-        </w:rPr>
-        <w:t>AI 输出要点：</w:t>
-      </w:r>
-      <w:r>
-        <w:t>生成 8109119，整理接口说明、验证记录、个人交付和 PR 草稿；两次 push 预检遇到网络或权限问题。</w:t>
+        <w:t>记录12 成员数据与任务分配的专项和回归测试</w:t>
       </w:r>
     </w:p>
     <w:p>
-      <w:pPr/>
+      <w:pPr>
+        <w:spacing w:after="40"/>
+      </w:pPr>
       <w:r>
-        <w:rPr>
-          <w:rFonts w:ascii="Microsoft YaHei" w:hAnsi="Microsoft YaHei" w:eastAsia="Microsoft YaHei"/>
-          <w:b/>
-          <w:color w:val="000000"/>
-        </w:rPr>
-        <w:t>团队处置及理由：</w:t>
-      </w:r>
-      <w:r>
-        <w:t>保留真实失败，不虚构 PR 地址或远端合并。</w:t>
+        <w:t>时间：2026-09-20 21:04 +08:00</w:t>
       </w:r>
     </w:p>
     <w:p>
       <w:pPr>
-        <w:pStyle w:val="Heading2"/>
+        <w:spacing w:after="40"/>
       </w:pPr>
       <w:r>
-        <w:t>记录 14</w:t>
+        <w:t>人类成员：彭佳成</w:t>
       </w:r>
     </w:p>
     <w:p>
-      <w:pPr/>
+      <w:pPr>
+        <w:spacing w:after="40"/>
+      </w:pPr>
       <w:r>
-        <w:rPr>
-          <w:rFonts w:ascii="Microsoft YaHei" w:hAnsi="Microsoft YaHei" w:eastAsia="Microsoft YaHei"/>
-          <w:b/>
-          <w:color w:val="000000"/>
-        </w:rPr>
-        <w:t>时间：</w:t>
-      </w:r>
-      <w:r>
-        <w:t>2026-09-19 16:38 +08:00</w:t>
+        <w:t>AI角色与工具：测试智能体（Codex 子代理）</w:t>
       </w:r>
     </w:p>
     <w:p>
-      <w:pPr/>
+      <w:pPr>
+        <w:spacing w:after="40"/>
+      </w:pPr>
       <w:r>
-        <w:rPr>
-          <w:rFonts w:ascii="Microsoft YaHei" w:hAnsi="Microsoft YaHei" w:eastAsia="Microsoft YaHei"/>
-          <w:b/>
-          <w:color w:val="000000"/>
-        </w:rPr>
-        <w:t>人类成员：</w:t>
-      </w:r>
-      <w:r>
-        <w:t>杨浩伟（DRI）</w:t>
+        <w:t>任务场景：成员数据与任务分配的专项和回归测试</w:t>
       </w:r>
     </w:p>
     <w:p>
-      <w:pPr/>
+      <w:pPr>
+        <w:spacing w:after="40"/>
+      </w:pPr>
       <w:r>
-        <w:rPr>
-          <w:rFonts w:ascii="Microsoft YaHei" w:hAnsi="Microsoft YaHei" w:eastAsia="Microsoft YaHei"/>
-          <w:b/>
-          <w:color w:val="000000"/>
-        </w:rPr>
-        <w:t>AI 角色 / 工具：</w:t>
-      </w:r>
-      <w:r>
-        <w:t>仓库与编码助手（Codex）</w:t>
+        <w:t>人类输入：按工作安排的四类 US01 基本测试补充断言；没有新增人类输入</w:t>
       </w:r>
     </w:p>
     <w:p>
-      <w:pPr/>
+      <w:pPr>
+        <w:spacing w:after="40"/>
+      </w:pPr>
       <w:r>
-        <w:rPr>
-          <w:rFonts w:ascii="Microsoft YaHei" w:hAnsi="Microsoft YaHei" w:eastAsia="Microsoft YaHei"/>
-          <w:b/>
-          <w:color w:val="000000"/>
-        </w:rPr>
-        <w:t>任务场景：</w:t>
-      </w:r>
-      <w:r>
-        <w:t>Sprint 1 仓库初始化</w:t>
+        <w:t>AI输出：成员相关 15/15 通过；全量 24/24 通过；补充固定人员、文件与默认种子一致性、自定义数据、所有成员分配、非法数据和读取不改写等验证</w:t>
       </w:r>
     </w:p>
     <w:p>
-      <w:pPr/>
+      <w:pPr>
+        <w:spacing w:after="40"/>
+      </w:pPr>
       <w:r>
-        <w:rPr>
-          <w:rFonts w:ascii="Microsoft YaHei" w:hAnsi="Microsoft YaHei" w:eastAsia="Microsoft YaHei"/>
-          <w:b/>
-          <w:color w:val="000000"/>
-        </w:rPr>
-        <w:t>人类输入摘要：</w:t>
-      </w:r>
-      <w:r>
-        <w:t>创建 GitHub 仓库并按实验一规划建立 Sprint 1 项目。</w:t>
+        <w:t>团队处置及理由：实际 TAP 输出保存 docs/evidence/us01-tests.tap，保留原 US04/US05 测试。测试无失败修复经历，不虚构运行失败。</w:t>
       </w:r>
     </w:p>
     <w:p>
-      <w:pPr/>
+      <w:pPr>
+        <w:spacing w:after="40"/>
+      </w:pPr>
       <w:r>
-        <w:rPr>
-          <w:rFonts w:ascii="Microsoft YaHei" w:hAnsi="Microsoft YaHei" w:eastAsia="Microsoft YaHei"/>
-          <w:b/>
-          <w:color w:val="000000"/>
-        </w:rPr>
-        <w:t>AI 输出要点：</w:t>
-      </w:r>
-      <w:r>
-        <w:t>在用户创建 ai-management 空仓库后，辅助初始化本地项目与首个提交；对应 dfd7b81 / 84fce38。</w:t>
+        <w:t>记录来源与关联证据：测试与工具执行记录。docs/evidence/us01-tests.tap及test/members.test.js；Git8109119。</w:t>
       </w:r>
     </w:p>
     <w:p>
-      <w:pPr/>
+      <w:pPr>
+        <w:pStyle w:val="Heading2"/>
+      </w:pPr>
       <w:r>
-        <w:rPr>
-          <w:rFonts w:ascii="Microsoft YaHei" w:hAnsi="Microsoft YaHei" w:eastAsia="Microsoft YaHei"/>
-          <w:b/>
-          <w:color w:val="000000"/>
-        </w:rPr>
-        <w:t>团队处置及理由：</w:t>
-      </w:r>
-      <w:r>
-        <w:t>保留 main 为初始稳定基线，实验一参考目录不提交。本记录依据当前对话与 Git 历史整理。</w:t>
+        <w:t>记录13 提交代码并整理个人材料与核查远端条件</w:t>
       </w:r>
     </w:p>
     <w:p>
       <w:pPr>
-        <w:pStyle w:val="Heading2"/>
+        <w:spacing w:after="40"/>
       </w:pPr>
       <w:r>
-        <w:t>记录 15</w:t>
+        <w:t>时间：2026-09-20 21:06 +08:00</w:t>
       </w:r>
     </w:p>
     <w:p>
-      <w:pPr/>
+      <w:pPr>
+        <w:spacing w:after="40"/>
+      </w:pPr>
       <w:r>
-        <w:rPr>
-          <w:rFonts w:ascii="Microsoft YaHei" w:hAnsi="Microsoft YaHei" w:eastAsia="Microsoft YaHei"/>
-          <w:b/>
-          <w:color w:val="000000"/>
-        </w:rPr>
-        <w:t>时间：</w:t>
-      </w:r>
-      <w:r>
-        <w:t>2026-09-19 17:38–17:45 +08:00</w:t>
+        <w:t>人类成员：彭佳成</w:t>
       </w:r>
     </w:p>
     <w:p>
-      <w:pPr/>
+      <w:pPr>
+        <w:spacing w:after="40"/>
+      </w:pPr>
       <w:r>
-        <w:rPr>
-          <w:rFonts w:ascii="Microsoft YaHei" w:hAnsi="Microsoft YaHei" w:eastAsia="Microsoft YaHei"/>
-          <w:b/>
-          <w:color w:val="000000"/>
-        </w:rPr>
-        <w:t>人类成员：</w:t>
-      </w:r>
-      <w:r>
-        <w:t>杨浩伟（DRI）</w:t>
+        <w:t>AI角色与工具：编码与交付整理智能体（Codex）</w:t>
       </w:r>
     </w:p>
     <w:p>
-      <w:pPr/>
+      <w:pPr>
+        <w:spacing w:after="40"/>
+      </w:pPr>
       <w:r>
-        <w:rPr>
-          <w:rFonts w:ascii="Microsoft YaHei" w:hAnsi="Microsoft YaHei" w:eastAsia="Microsoft YaHei"/>
-          <w:b/>
-          <w:color w:val="000000"/>
-        </w:rPr>
-        <w:t>AI 角色 / 工具：</w:t>
-      </w:r>
-      <w:r>
-        <w:t>文档整理助手（Codex）</w:t>
+        <w:t>任务场景：提交代码、整理个人材料及核查远端提交条件</w:t>
       </w:r>
     </w:p>
     <w:p>
-      <w:pPr/>
+      <w:pPr>
+        <w:spacing w:after="40"/>
+      </w:pPr>
       <w:r>
-        <w:rPr>
-          <w:rFonts w:ascii="Microsoft YaHei" w:hAnsi="Microsoft YaHei" w:eastAsia="Microsoft YaHei"/>
-          <w:b/>
-          <w:color w:val="000000"/>
-        </w:rPr>
-        <w:t>任务场景：</w:t>
-      </w:r>
-      <w:r>
-        <w:t>生成 Sprint 1 文档与 TXT 模板</w:t>
+        <w:t>人类输入：延续用户授权与工作安排中的分支提交要求；没有新增人类输入</w:t>
       </w:r>
     </w:p>
     <w:p>
-      <w:pPr/>
+      <w:pPr>
+        <w:spacing w:after="40"/>
+      </w:pPr>
       <w:r>
-        <w:rPr>
-          <w:rFonts w:ascii="Microsoft YaHei" w:hAnsi="Microsoft YaHei" w:eastAsia="Microsoft YaHei"/>
-          <w:b/>
-          <w:color w:val="000000"/>
-        </w:rPr>
-        <w:t>人类输入摘要：</w:t>
-      </w:r>
-      <w:r>
-        <w:t>保留 Markdown 开发文档，建立六份 TXT 正式交付物，未发生内容必须待填写。</w:t>
+        <w:t>AI输出：生成本地 feature 提交 8109119；整理接口说明、验证记录、个人交付和 PR 草稿；两次 git push --dry-run 分别返回连接重置、无法连接 github.com</w:t>
       </w:r>
     </w:p>
     <w:p>
-      <w:pPr/>
+      <w:pPr>
+        <w:spacing w:after="40"/>
+      </w:pPr>
       <w:r>
-        <w:rPr>
-          <w:rFonts w:ascii="Microsoft YaHei" w:hAnsi="Microsoft YaHei" w:eastAsia="Microsoft YaHei"/>
-          <w:b/>
-          <w:color w:val="000000"/>
-        </w:rPr>
-        <w:t>AI 输出要点：</w:t>
-      </w:r>
-      <w:r>
-        <w:t>生成 planning、backlog、DoD、evidence、Review、Retro、自评、DRI 寄语模板及 deliverables 文件。</w:t>
+        <w:t>团队处置及理由：本地成果继续完成；远端 PR 尚未创建，不伪造地址。GitHub 连接器报告当前账户对上游 push=false；未覆盖 main/develop 或宣称已合并。</w:t>
       </w:r>
     </w:p>
     <w:p>
-      <w:pPr/>
+      <w:pPr>
+        <w:spacing w:after="40"/>
+      </w:pPr>
       <w:r>
-        <w:rPr>
-          <w:rFonts w:ascii="Microsoft YaHei" w:hAnsi="Microsoft YaHei" w:eastAsia="Microsoft YaHei"/>
-          <w:b/>
-          <w:color w:val="000000"/>
-        </w:rPr>
-        <w:t>团队处置及理由：</w:t>
-      </w:r>
-      <w:r>
-        <w:t>接受模板；会议结果、反馈、自评和最终寄语不提前填写。对应 b3f8a37、d1a3c77。</w:t>
+        <w:t>记录来源与关联证据：开发交付与工具执行摘要。8109119、d44e3c9及个人US01交付说明；推送失败无独立原始stderr文件，不补造PR。</w:t>
       </w:r>
     </w:p>
     <w:p>
@@ -1661,249 +1009,352 @@
         <w:pStyle w:val="Heading2"/>
       </w:pPr>
       <w:r>
-        <w:t>记录 16</w:t>
+        <w:t>记录14 Sprint 1 仓库初始化</w:t>
       </w:r>
     </w:p>
     <w:p>
-      <w:pPr/>
+      <w:pPr>
+        <w:spacing w:after="40"/>
+      </w:pPr>
       <w:r>
-        <w:rPr>
-          <w:rFonts w:ascii="Microsoft YaHei" w:hAnsi="Microsoft YaHei" w:eastAsia="Microsoft YaHei"/>
-          <w:b/>
-          <w:color w:val="000000"/>
-        </w:rPr>
-        <w:t>时间：</w:t>
-      </w:r>
-      <w:r>
-        <w:t>2026-09-21 23:14–23:16 +08:00</w:t>
+        <w:t>时间：2026-09-19 16:38 +08:00</w:t>
       </w:r>
     </w:p>
     <w:p>
-      <w:pPr/>
+      <w:pPr>
+        <w:spacing w:after="40"/>
+      </w:pPr>
       <w:r>
-        <w:rPr>
-          <w:rFonts w:ascii="Microsoft YaHei" w:hAnsi="Microsoft YaHei" w:eastAsia="Microsoft YaHei"/>
-          <w:b/>
-          <w:color w:val="000000"/>
-        </w:rPr>
-        <w:t>人类成员：</w:t>
-      </w:r>
-      <w:r>
-        <w:t>杨浩伟（DRI）</w:t>
+        <w:t>人类成员：杨浩伟（DRI）</w:t>
       </w:r>
     </w:p>
     <w:p>
-      <w:pPr/>
+      <w:pPr>
+        <w:spacing w:after="40"/>
+      </w:pPr>
       <w:r>
-        <w:rPr>
-          <w:rFonts w:ascii="Microsoft YaHei" w:hAnsi="Microsoft YaHei" w:eastAsia="Microsoft YaHei"/>
-          <w:b/>
-          <w:color w:val="000000"/>
-        </w:rPr>
-        <w:t>AI 角色 / 工具：</w:t>
-      </w:r>
-      <w:r>
-        <w:t>集成与代码审查助手（Codex）</w:t>
+        <w:t>AI角色与工具：仓库与编码助手（Codex）</w:t>
       </w:r>
     </w:p>
     <w:p>
-      <w:pPr/>
+      <w:pPr>
+        <w:spacing w:after="40"/>
+      </w:pPr>
       <w:r>
-        <w:rPr>
-          <w:rFonts w:ascii="Microsoft YaHei" w:hAnsi="Microsoft YaHei" w:eastAsia="Microsoft YaHei"/>
-          <w:b/>
-          <w:color w:val="000000"/>
-        </w:rPr>
-        <w:t>任务场景：</w:t>
-      </w:r>
-      <w:r>
-        <w:t>US01 与 US04 / US05 最终集成</w:t>
+        <w:t>任务场景：Sprint 1 仓库初始化</w:t>
       </w:r>
     </w:p>
     <w:p>
-      <w:pPr/>
+      <w:pPr>
+        <w:spacing w:after="40"/>
+      </w:pPr>
       <w:r>
-        <w:rPr>
-          <w:rFonts w:ascii="Microsoft YaHei" w:hAnsi="Microsoft YaHei" w:eastAsia="Microsoft YaHei"/>
-          <w:b/>
-          <w:color w:val="000000"/>
-        </w:rPr>
-        <w:t>人类输入摘要：</w:t>
-      </w:r>
-      <w:r>
-        <w:t>比较 develop 与 US01 分支，在 integration 分支审查共享文件，全部通过后合入 develop。</w:t>
+        <w:t>人类输入：要求创建 GitHub 仓库并按实验一规划建立 Sprint 1 项目</w:t>
       </w:r>
     </w:p>
     <w:p>
-      <w:pPr/>
+      <w:pPr>
+        <w:spacing w:after="40"/>
+      </w:pPr>
       <w:r>
-        <w:rPr>
-          <w:rFonts w:ascii="Microsoft YaHei" w:hAnsi="Microsoft YaHei" w:eastAsia="Microsoft YaHei"/>
-          <w:b/>
-          <w:color w:val="000000"/>
-        </w:rPr>
-        <w:t>AI 输出要点：</w:t>
-      </w:r>
-      <w:r>
-        <w:t>创建 integration/us01-merge；审查前端、数据层、路由与测试；运行 US01 15/15、US04 5/5、US05 4/4，并完成浏览器链路验证。</w:t>
+        <w:t>AI输出：在用户创建 ai-management 空仓库后，辅助初始化本地项目与首个 Sprint 1 提交；提交记录为 dfd7b81 / 84fce38</w:t>
       </w:r>
     </w:p>
     <w:p>
-      <w:pPr/>
+      <w:pPr>
+        <w:spacing w:after="40"/>
+      </w:pPr>
       <w:r>
-        <w:rPr>
-          <w:rFonts w:ascii="Microsoft YaHei" w:hAnsi="Microsoft YaHei" w:eastAsia="Microsoft YaHei"/>
-          <w:b/>
-          <w:color w:val="000000"/>
-        </w:rPr>
-        <w:t>团队处置及理由：</w:t>
-      </w:r>
-      <w:r>
-        <w:t>无文本冲突，US04 / US05 保留；经授权合入 develop。提交 cc7c937、34b3df7、6f96b9d；main 未修改。</w:t>
+        <w:t>团队处置及理由：仓库建立并保留 main 为初始稳定基线；实验一参考目录不纳入版本库。此项依据本轮对话和 Git 历史整理。</w:t>
       </w:r>
     </w:p>
     <w:p>
       <w:pPr>
-        <w:pStyle w:val="Heading2"/>
+        <w:spacing w:after="40"/>
       </w:pPr>
       <w:r>
-        <w:t>记录 17</w:t>
+        <w:t>记录来源与关联证据：从当前对话与Git追溯的摘要，非实时保存原始会话。dfd7b81、84fce38证明仓库初始化阶段。</w:t>
       </w:r>
     </w:p>
     <w:p>
-      <w:pPr/>
+      <w:pPr>
+        <w:pStyle w:val="Heading2"/>
+      </w:pPr>
       <w:r>
-        <w:rPr>
-          <w:rFonts w:ascii="Microsoft YaHei" w:hAnsi="Microsoft YaHei" w:eastAsia="Microsoft YaHei"/>
-          <w:b/>
-          <w:color w:val="000000"/>
-        </w:rPr>
-        <w:t>时间：</w:t>
-      </w:r>
-      <w:r>
-        <w:t>2026-09-21</w:t>
+        <w:t>记录15 生成 Sprint 1 文档与 TXT 模板</w:t>
       </w:r>
     </w:p>
     <w:p>
-      <w:pPr/>
+      <w:pPr>
+        <w:spacing w:after="40"/>
+      </w:pPr>
       <w:r>
-        <w:rPr>
-          <w:rFonts w:ascii="Microsoft YaHei" w:hAnsi="Microsoft YaHei" w:eastAsia="Microsoft YaHei"/>
-          <w:b/>
-          <w:color w:val="000000"/>
-        </w:rPr>
-        <w:t>人类成员：</w:t>
-      </w:r>
-      <w:r>
-        <w:t>杨浩伟（DRI）</w:t>
+        <w:t>时间：2026-09-19 17:38–17:45 +08:00</w:t>
       </w:r>
     </w:p>
     <w:p>
-      <w:pPr/>
+      <w:pPr>
+        <w:spacing w:after="40"/>
+      </w:pPr>
       <w:r>
-        <w:rPr>
-          <w:rFonts w:ascii="Microsoft YaHei" w:hAnsi="Microsoft YaHei" w:eastAsia="Microsoft YaHei"/>
-          <w:b/>
-          <w:color w:val="000000"/>
-        </w:rPr>
-        <w:t>AI 角色 / 工具：</w:t>
-      </w:r>
-      <w:r>
-        <w:t>收尾与审查助手（Codex）</w:t>
+        <w:t>人类成员：杨浩伟（DRI）</w:t>
       </w:r>
     </w:p>
     <w:p>
-      <w:pPr/>
+      <w:pPr>
+        <w:spacing w:after="40"/>
+      </w:pPr>
       <w:r>
-        <w:rPr>
-          <w:rFonts w:ascii="Microsoft YaHei" w:hAnsi="Microsoft YaHei" w:eastAsia="Microsoft YaHei"/>
-          <w:b/>
-          <w:color w:val="000000"/>
-        </w:rPr>
-        <w:t>任务场景：</w:t>
-      </w:r>
-      <w:r>
-        <w:t>Sprint 1 收尾材料与 DoD 预验收</w:t>
+        <w:t>AI角色与工具：文档整理助手（Codex）</w:t>
       </w:r>
     </w:p>
     <w:p>
-      <w:pPr/>
+      <w:pPr>
+        <w:spacing w:after="40"/>
+      </w:pPr>
       <w:r>
-        <w:rPr>
-          <w:rFonts w:ascii="Microsoft YaHei" w:hAnsi="Microsoft YaHei" w:eastAsia="Microsoft YaHei"/>
-          <w:b/>
-          <w:color w:val="000000"/>
-        </w:rPr>
-        <w:t>人类输入摘要：</w:t>
-      </w:r>
-      <w:r>
-        <w:t>基于真实代码、测试和历史整理最终材料，不虚构会议、反馈、自评或人工确认。</w:t>
+        <w:t>任务场景：生成 Sprint 1 文档与 TXT 模板</w:t>
       </w:r>
     </w:p>
     <w:p>
-      <w:pPr/>
+      <w:pPr>
+        <w:spacing w:after="40"/>
+      </w:pPr>
       <w:r>
-        <w:rPr>
-          <w:rFonts w:ascii="Microsoft YaHei" w:hAnsi="Microsoft YaHei" w:eastAsia="Microsoft YaHei"/>
-          <w:b/>
-          <w:color w:val="000000"/>
-        </w:rPr>
-        <w:t>AI 输出要点：</w:t>
-      </w:r>
-      <w:r>
-        <w:t>复核仓库与完整代码，运行 24/24 测试，生成 Code Review、Evidence、DoD 预验收、Review / Retro / 自评草稿、DRI 候选和最小人工清单。</w:t>
+        <w:t>人类输入：要求保留 Markdown 过程文档，并建立六份 TXT 正式交付物；未发生内容必须使用待填写</w:t>
       </w:r>
     </w:p>
     <w:p>
-      <w:pPr/>
+      <w:pPr>
+        <w:spacing w:after="40"/>
+      </w:pPr>
       <w:r>
-        <w:rPr>
-          <w:rFonts w:ascii="Microsoft YaHei" w:hAnsi="Microsoft YaHei" w:eastAsia="Microsoft YaHei"/>
-          <w:b/>
-          <w:color w:val="000000"/>
-        </w:rPr>
-        <w:t>团队处置及理由：</w:t>
-      </w:r>
-      <w:r>
-        <w:t>只填写可验证事实；人工 diff、正式 DoD、会议结论、自评等级和 DRI 寄语继续留待 DRI / 团队确认。</w:t>
+        <w:t>AI输出：生成 planning、backlog、DoD、evidence、Review、Retro、自评、DRI 寄语模板及 deliverables/ 文件</w:t>
       </w:r>
     </w:p>
     <w:p>
       <w:pPr>
-        <w:pStyle w:val="Heading1"/>
+        <w:spacing w:after="40"/>
       </w:pPr>
       <w:r>
-        <w:t>三、记录完整性说明</w:t>
+        <w:t>团队处置及理由：接受模板结构；会议结果、反馈、自评和 DRI 最终寄语继续留待真实发生后填写。对应提交 b3f8a37、d1a3c77。</w:t>
       </w:r>
     </w:p>
     <w:p>
       <w:pPr>
-        <w:ind w:left="403" w:hanging="317"/>
+        <w:spacing w:after="40"/>
       </w:pPr>
       <w:r>
-        <w:t>1. US01、US04、US05 均有仓库内 AI 参与记录。</w:t>
+        <w:t>记录来源与关联证据：从当前对话与Git追溯的摘要，非实时保存原始会话。b3f8a37、d1a3c77证明文档阶段。</w:t>
       </w:r>
     </w:p>
     <w:p>
       <w:pPr>
-        <w:ind w:left="403" w:hanging="317"/>
+        <w:pStyle w:val="Heading2"/>
       </w:pPr>
       <w:r>
-        <w:t>2. US05 仅保留已有概要记录和 Git 提交，缺少更细的逐轮原始对话；缺少原始记录，不补造。</w:t>
+        <w:t>记录16 US01与US04及US05最终集成</w:t>
       </w:r>
     </w:p>
     <w:p>
       <w:pPr>
-        <w:ind w:left="403" w:hanging="317"/>
+        <w:spacing w:after="40"/>
       </w:pPr>
       <w:r>
-        <w:t>3. 仓库初始化、文档生成、集成审查和本次收尾依据当前对话与可核对的 commit 时间整理。</w:t>
+        <w:t>时间：2026-09-21 23:14–23:16 +08:00</w:t>
+      </w:r>
+    </w:p>
+    <w:p>
+      <w:pPr>
+        <w:spacing w:after="40"/>
+      </w:pPr>
+      <w:r>
+        <w:t>人类成员：杨浩伟（DRI）</w:t>
+      </w:r>
+    </w:p>
+    <w:p>
+      <w:pPr>
+        <w:spacing w:after="40"/>
+      </w:pPr>
+      <w:r>
+        <w:t>AI角色与工具：集成与代码审查助手（Codex）</w:t>
+      </w:r>
+    </w:p>
+    <w:p>
+      <w:pPr>
+        <w:spacing w:after="40"/>
+      </w:pPr>
+      <w:r>
+        <w:t>任务场景：US01 与 US04 / US05 最终集成</w:t>
+      </w:r>
+    </w:p>
+    <w:p>
+      <w:pPr>
+        <w:spacing w:after="40"/>
+      </w:pPr>
+      <w:r>
+        <w:t>人类输入：要求比较 origin/develop 与 origin/feature/us01-members，在 integration 分支解决共享文件风险，全量通过后才能合入 develop</w:t>
+      </w:r>
+    </w:p>
+    <w:p>
+      <w:pPr>
+        <w:spacing w:after="40"/>
+      </w:pPr>
+      <w:r>
+        <w:t>AI输出：创建 integration/us01-merge；审查共享前端、数据层、路由与测试；运行 US01 15/15、US04 5/5、US05 4/4；实际浏览器验证成员、创建、状态和刷新链路</w:t>
+      </w:r>
+    </w:p>
+    <w:p>
+      <w:pPr>
+        <w:spacing w:after="40"/>
+      </w:pPr>
+      <w:r>
+        <w:t>团队处置及理由：无文本冲突；保留 US04 / US05；经用户授权合入并推送 develop。提交为 cc7c937、34b3df7、6f96b9d，未修改 main，不把 AI 审查写成人工审查。</w:t>
+      </w:r>
+    </w:p>
+    <w:p>
+      <w:pPr>
+        <w:spacing w:after="40"/>
+      </w:pPr>
+      <w:r>
+        <w:t>记录来源与关联证据：从当前对话与Git追溯的摘要，非实时保存原始会话。cc7c937、34b3df7、6f96b9d证明US01集成阶段。</w:t>
+      </w:r>
+    </w:p>
+    <w:p>
+      <w:pPr>
+        <w:pStyle w:val="Heading2"/>
+      </w:pPr>
+      <w:r>
+        <w:t>记录17 Sprint1收尾材料及DoD预验收与交付草稿</w:t>
+      </w:r>
+    </w:p>
+    <w:p>
+      <w:pPr>
+        <w:spacing w:after="40"/>
+      </w:pPr>
+      <w:r>
+        <w:t>时间：2026-09-21</w:t>
+      </w:r>
+    </w:p>
+    <w:p>
+      <w:pPr>
+        <w:spacing w:after="40"/>
+      </w:pPr>
+      <w:r>
+        <w:t>人类成员：杨浩伟（DRI）</w:t>
+      </w:r>
+    </w:p>
+    <w:p>
+      <w:pPr>
+        <w:spacing w:after="40"/>
+      </w:pPr>
+      <w:r>
+        <w:t>AI角色与工具：收尾与审查助手（Codex）</w:t>
+      </w:r>
+    </w:p>
+    <w:p>
+      <w:pPr>
+        <w:spacing w:after="40"/>
+      </w:pPr>
+      <w:r>
+        <w:t>任务场景：Sprint 1 收尾材料、DoD 预验收与交付草稿</w:t>
+      </w:r>
+    </w:p>
+    <w:p>
+      <w:pPr>
+        <w:spacing w:after="40"/>
+      </w:pPr>
+      <w:r>
+        <w:t>人类输入：要求基于真实代码、测试和 Git 历史整理最终材料，不虚构会议、反馈、自评或人工确认</w:t>
+      </w:r>
+    </w:p>
+    <w:p>
+      <w:pPr>
+        <w:spacing w:after="40"/>
+      </w:pPr>
+      <w:r>
+        <w:t>AI输出：复核仓库状态和完整代码；运行 24/24 测试；生成 Code Review、DoD 预验收、Evidence、Review/Retro/自评草稿、DRI 候选寄语和最小人工清单</w:t>
+      </w:r>
+    </w:p>
+    <w:p>
+      <w:pPr>
+        <w:spacing w:after="40"/>
+      </w:pPr>
+      <w:r>
+        <w:t>团队处置及理由：仅自动填写可验证事实；Blocker/Major 未发现，人工 diff、正式 DoD、会议结论、自评等级和寄语选择继续留给 DRI / 团队。</w:t>
+      </w:r>
+    </w:p>
+    <w:p>
+      <w:pPr>
+        <w:spacing w:after="40"/>
+      </w:pPr>
+      <w:r>
+        <w:t>记录来源与关联证据：从当前对话与Git追溯的摘要，非实时保存原始会话。2a68aea证明收尾草稿。原记录中的人工确认、等级和寄语待定是当时状态，不代表当前仍为空白。</w:t>
+      </w:r>
+    </w:p>
+    <w:p>
+      <w:pPr>
+        <w:pStyle w:val="Heading1"/>
+      </w:pPr>
+      <w:r>
+        <w:t>三 失败修复与调整的证据</w:t>
+      </w:r>
+    </w:p>
+    <w:p>
+      <w:r>
+        <w:t>US04原登记描述第一次测试入口采用node --test test/导致MODULE_NOT_FOUND，随后改为明确文件入口，早期8项通过；该过程未附独立原始错误日志。本次只保留“历史登记描述”口径，不伪造终端输出。原登记还描述Windows curl中文编码问题及恢复种子数据，不能把客户端编码问题写成服务端功能缺陷。</w:t>
+      </w:r>
+    </w:p>
+    <w:p>
+      <w:r>
+        <w:t>US01原登记有补丁因上下文匹配不足而未应用、拆分后成功的过程；这是编辑工具问题，不是功能测试失败。历史US01 TAP全量24/24通过，原记录未发生功能测试失败修复，不为使过程更丰富而补写。</w:t>
+      </w:r>
+    </w:p>
+    <w:p>
+      <w:r>
+        <w:t>US04/US05的实际共享文件冲突可从79948a5及父提交差异核验。US05原分支独立JSON存储和Jest测试未直接作为最终集成架构，状态逻辑移植到US04公共数据层并统一node:test。技术栈同为Node.js仍需统一模型、路由、页面与测试入口。</w:t>
+      </w:r>
+    </w:p>
+    <w:p>
+      <w:pPr>
+        <w:pStyle w:val="Heading1"/>
+      </w:pPr>
+      <w:r>
+        <w:t>四 个人阶段与最终团队状态</w:t>
+      </w:r>
+    </w:p>
+    <w:p>
+      <w:r>
+        <w:t>记录13的网络和权限障碍属于2026年9月20日个人交付阶段，不是最终仍未推送的结论。后续US01集成cc7c937，经34b3df7合入develop并在6f96b9d同步状态，US01/US04/US05完成业务链路。2026年9月22日用户确认DRI亲自完成最终人工Demo七项，184ca75记录该文档更新。人工diff审查仍未见独立确认记录，不以Demo或AI审查替代。</w:t>
+      </w:r>
+    </w:p>
+    <w:p>
+      <w:r>
+        <w:t>本次2026年10月8日文档整理重新执行npm test，沙箱第一次因回环连接EACCES使接口测试受阻；允许本地HTTP连接后24/24通过。日志见docs/evidence/sprint1-final-test-20261008.txt。这是当前交付审计的真实工具记录，不扩充为Sprint1开发期间新发生的互动轮次。</w:t>
+      </w:r>
+    </w:p>
+    <w:p>
+      <w:pPr>
+        <w:pStyle w:val="Heading1"/>
+      </w:pPr>
+      <w:r>
+        <w:t>五 覆盖情况与保留缺口</w:t>
+      </w:r>
+    </w:p>
+    <w:p>
+      <w:r>
+        <w:t>US01具有输入摘录、Git、TAP、浏览器JSON和截图；US04有较详细登记及实现提交；US05缺少细粒度原始对话和工具身份。17条记录保持原有数量，不把子代理委派或自动续执行误写成额外人类提示。</w:t>
+      </w:r>
+    </w:p>
+    <w:p>
+      <w:r>
+        <w:t>原始会话缺失不能靠追溯报告恢复为“全量原始记录”。下一轮建议每次交互同步保存完整输入输出、工具身份与时间，摘要与原文分开，失败日志按实际内容归档。人工Review另行记录实际阅读的diff、发现、处置与版本，不以AI“接受”替代人类决定。</w:t>
       </w:r>
     </w:p>
     <w:sectPr>
       <w:footerReference w:type="default" r:id="rId9"/>
-      <w:pgSz w:w="12240" w:h="15840"/>
-      <w:pgMar w:top="1123" w:right="1181" w:bottom="1037" w:left="1181" w:header="720" w:footer="720" w:gutter="0"/>
+      <w:pgSz w:w="11906" w:h="16838"/>
+      <w:pgMar w:top="1134" w:right="1247" w:bottom="1134" w:left="1247" w:header="720" w:footer="720" w:gutter="0"/>
       <w:cols w:space="720"/>
       <w:docGrid w:linePitch="360"/>
     </w:sectPr>
@@ -1920,15 +1371,22 @@
     </w:pPr>
     <w:r>
       <w:rPr>
-        <w:rFonts w:ascii="Microsoft YaHei" w:hAnsi="Microsoft YaHei" w:eastAsia="Microsoft YaHei"/>
-        <w:color w:val="666666"/>
+        <w:rFonts w:ascii="Arial" w:hAnsi="Arial" w:eastAsia="宋体"/>
+        <w:b w:val="0"/>
+        <w:color w:val="000000"/>
         <w:sz w:val="18"/>
       </w:rPr>
-      <w:fldChar w:fldCharType="begin"/>
-      <w:instrText xml:space="preserve"> PAGE </w:instrText>
-      <w:fldChar w:fldCharType="separate"/>
-      <w:t>1</w:t>
-      <w:fldChar w:fldCharType="end"/>
+      <w:t xml:space="preserve">第 </w:t>
+    </w:r>
+    <w:fldSimple w:instr="PAGE"/>
+    <w:r>
+      <w:rPr>
+        <w:rFonts w:ascii="Arial" w:hAnsi="Arial" w:eastAsia="宋体"/>
+        <w:b w:val="0"/>
+        <w:color w:val="000000"/>
+        <w:sz w:val="18"/>
+      </w:rPr>
+      <w:t xml:space="preserve"> 页</w:t>
     </w:r>
   </w:p>
 </w:ftr>
@@ -2298,10 +1756,12 @@
     <w:qFormat/>
     <w:rsid w:val="00FC693F"/>
     <w:pPr>
-      <w:spacing w:after="100" w:line="276" w:lineRule="auto"/>
+      <w:widowControl/>
+      <w:spacing w:after="80" w:before="0" w:line="276" w:lineRule="auto"/>
     </w:pPr>
     <w:rPr>
-      <w:rFonts w:ascii="Microsoft YaHei" w:hAnsi="Microsoft YaHei" w:eastAsia="Microsoft YaHei"/>
+      <w:rFonts w:ascii="Arial" w:hAnsi="Arial" w:eastAsia="宋体"/>
+      <w:b w:val="0"/>
       <w:color w:val="000000"/>
       <w:sz w:val="22"/>
     </w:rPr>
@@ -2361,11 +1821,12 @@
     <w:pPr>
       <w:keepNext/>
       <w:keepLines/>
-      <w:spacing w:before="260" w:after="120"/>
+      <w:widowControl/>
+      <w:spacing w:before="160" w:after="120" w:line="276" w:lineRule="auto"/>
       <w:outlineLvl w:val="0"/>
     </w:pPr>
     <w:rPr>
-      <w:rFonts w:asciiTheme="majorHAnsi" w:eastAsiaTheme="majorEastAsia" w:hAnsiTheme="majorHAnsi" w:cstheme="majorBidi" w:ascii="Microsoft YaHei" w:hAnsi="Microsoft YaHei" w:eastAsia="Microsoft YaHei"/>
+      <w:rFonts w:ascii="Arial" w:hAnsi="Arial" w:eastAsia="黑体"/>
       <w:b/>
       <w:bCs/>
       <w:color w:val="000000"/>
@@ -2385,11 +1846,12 @@
     <w:pPr>
       <w:keepNext/>
       <w:keepLines/>
-      <w:spacing w:before="180" w:after="80"/>
+      <w:widowControl/>
+      <w:spacing w:before="160" w:after="120" w:line="276" w:lineRule="auto"/>
       <w:outlineLvl w:val="1"/>
     </w:pPr>
     <w:rPr>
-      <w:rFonts w:asciiTheme="majorHAnsi" w:eastAsiaTheme="majorEastAsia" w:hAnsiTheme="majorHAnsi" w:cstheme="majorBidi" w:ascii="Microsoft YaHei" w:hAnsi="Microsoft YaHei" w:eastAsia="Microsoft YaHei"/>
+      <w:rFonts w:ascii="Arial" w:hAnsi="Arial" w:eastAsia="黑体"/>
       <w:b/>
       <w:bCs/>
       <w:color w:val="000000"/>
@@ -2416,7 +1878,7 @@
       <w:rFonts w:asciiTheme="majorHAnsi" w:eastAsiaTheme="majorEastAsia" w:hAnsiTheme="majorHAnsi" w:cstheme="majorBidi"/>
       <w:b/>
       <w:bCs/>
-      <w:color w:val="4F81BD" w:themeColor="accent1"/>
+      <w:color w:val="000000"/>
     </w:rPr>
   </w:style>
   <w:style w:type="paragraph" w:styleId="Heading4">
@@ -2441,7 +1903,7 @@
       <w:bCs/>
       <w:i/>
       <w:iCs/>
-      <w:color w:val="4F81BD" w:themeColor="accent1"/>
+      <w:color w:val="000000"/>
     </w:rPr>
   </w:style>
   <w:style w:type="paragraph" w:styleId="Heading5">
@@ -2462,7 +1924,7 @@
     </w:pPr>
     <w:rPr>
       <w:rFonts w:asciiTheme="majorHAnsi" w:eastAsiaTheme="majorEastAsia" w:hAnsiTheme="majorHAnsi" w:cstheme="majorBidi"/>
-      <w:color w:val="243F60" w:themeColor="accent1" w:themeShade="7F"/>
+      <w:color w:val="000000"/>
     </w:rPr>
   </w:style>
   <w:style w:type="paragraph" w:styleId="Heading6">
@@ -2485,7 +1947,7 @@
       <w:rFonts w:asciiTheme="majorHAnsi" w:eastAsiaTheme="majorEastAsia" w:hAnsiTheme="majorHAnsi" w:cstheme="majorBidi"/>
       <w:i/>
       <w:iCs/>
-      <w:color w:val="243F60" w:themeColor="accent1" w:themeShade="7F"/>
+      <w:color w:val="000000"/>
     </w:rPr>
   </w:style>
   <w:style w:type="paragraph" w:styleId="Heading7">
@@ -2508,7 +1970,7 @@
       <w:rFonts w:asciiTheme="majorHAnsi" w:eastAsiaTheme="majorEastAsia" w:hAnsiTheme="majorHAnsi" w:cstheme="majorBidi"/>
       <w:i/>
       <w:iCs/>
-      <w:color w:val="404040" w:themeColor="text1" w:themeTint="BF"/>
+      <w:color w:val="000000"/>
     </w:rPr>
   </w:style>
   <w:style w:type="paragraph" w:styleId="Heading8">
@@ -2529,7 +1991,7 @@
     </w:pPr>
     <w:rPr>
       <w:rFonts w:asciiTheme="majorHAnsi" w:eastAsiaTheme="majorEastAsia" w:hAnsiTheme="majorHAnsi" w:cstheme="majorBidi"/>
-      <w:color w:val="4F81BD" w:themeColor="accent1"/>
+      <w:color w:val="000000"/>
       <w:sz w:val="20"/>
       <w:szCs w:val="20"/>
     </w:rPr>
@@ -2554,7 +2016,7 @@
       <w:rFonts w:asciiTheme="majorHAnsi" w:eastAsiaTheme="majorEastAsia" w:hAnsiTheme="majorHAnsi" w:cstheme="majorBidi"/>
       <w:i/>
       <w:iCs/>
-      <w:color w:val="404040" w:themeColor="text1" w:themeTint="BF"/>
+      <w:color w:val="000000"/>
       <w:sz w:val="20"/>
       <w:szCs w:val="20"/>
     </w:rPr>
@@ -2605,7 +2067,7 @@
       <w:rFonts w:asciiTheme="majorHAnsi" w:eastAsiaTheme="majorEastAsia" w:hAnsiTheme="majorHAnsi" w:cstheme="majorBidi"/>
       <w:b/>
       <w:bCs/>
-      <w:color w:val="365F91" w:themeColor="accent1" w:themeShade="BF"/>
+      <w:color w:val="000000"/>
       <w:sz w:val="28"/>
       <w:szCs w:val="28"/>
     </w:rPr>
@@ -2620,7 +2082,7 @@
       <w:rFonts w:asciiTheme="majorHAnsi" w:eastAsiaTheme="majorEastAsia" w:hAnsiTheme="majorHAnsi" w:cstheme="majorBidi"/>
       <w:b/>
       <w:bCs/>
-      <w:color w:val="4F81BD" w:themeColor="accent1"/>
+      <w:color w:val="000000"/>
       <w:sz w:val="26"/>
       <w:szCs w:val="26"/>
     </w:rPr>
@@ -2635,7 +2097,7 @@
       <w:rFonts w:asciiTheme="majorHAnsi" w:eastAsiaTheme="majorEastAsia" w:hAnsiTheme="majorHAnsi" w:cstheme="majorBidi"/>
       <w:b/>
       <w:bCs/>
-      <w:color w:val="4F81BD" w:themeColor="accent1"/>
+      <w:color w:val="000000"/>
     </w:rPr>
   </w:style>
   <w:style w:type="paragraph" w:styleId="Title">
@@ -2648,14 +2110,12 @@
     <w:rsid w:val="00FC693F"/>
     <w:pPr>
       <w:keepNext/>
-      <w:pBdr>
-        <w:bottom w:val="single" w:sz="8" w:space="4" w:color="4F81BD" w:themeColor="accent1"/>
-      </w:pBdr>
-      <w:spacing w:after="320" w:line="240" w:lineRule="auto"/>
+      <w:widowControl/>
+      <w:spacing w:after="120" w:line="276" w:lineRule="auto" w:before="0"/>
       <w:contextualSpacing/>
     </w:pPr>
     <w:rPr>
-      <w:rFonts w:asciiTheme="majorHAnsi" w:eastAsiaTheme="majorEastAsia" w:hAnsiTheme="majorHAnsi" w:cstheme="majorBidi" w:ascii="Microsoft YaHei" w:hAnsi="Microsoft YaHei" w:eastAsia="Microsoft YaHei"/>
+      <w:rFonts w:ascii="Arial" w:hAnsi="Arial" w:eastAsia="黑体"/>
       <w:b/>
       <w:color w:val="000000"/>
       <w:spacing w:val="5"/>
@@ -2672,7 +2132,7 @@
     <w:rsid w:val="00FC693F"/>
     <w:rPr>
       <w:rFonts w:asciiTheme="majorHAnsi" w:eastAsiaTheme="majorEastAsia" w:hAnsiTheme="majorHAnsi" w:cstheme="majorBidi"/>
-      <w:color w:val="17365D" w:themeColor="text2" w:themeShade="BF"/>
+      <w:color w:val="000000"/>
       <w:spacing w:val="5"/>
       <w:kern w:val="28"/>
       <w:sz w:val="52"/>
@@ -2696,7 +2156,7 @@
       <w:rFonts w:asciiTheme="majorHAnsi" w:eastAsiaTheme="majorEastAsia" w:hAnsiTheme="majorHAnsi" w:cstheme="majorBidi"/>
       <w:i/>
       <w:iCs/>
-      <w:color w:val="4F81BD" w:themeColor="accent1"/>
+      <w:color w:val="000000"/>
       <w:spacing w:val="15"/>
       <w:sz w:val="24"/>
       <w:szCs w:val="24"/>
@@ -2712,7 +2172,7 @@
       <w:rFonts w:asciiTheme="majorHAnsi" w:eastAsiaTheme="majorEastAsia" w:hAnsiTheme="majorHAnsi" w:cstheme="majorBidi"/>
       <w:i/>
       <w:iCs/>
-      <w:color w:val="4F81BD" w:themeColor="accent1"/>
+      <w:color w:val="000000"/>
       <w:spacing w:val="15"/>
       <w:sz w:val="24"/>
       <w:szCs w:val="24"/>
@@ -2984,7 +2444,7 @@
     <w:rPr>
       <w:i/>
       <w:iCs/>
-      <w:color w:val="000000" w:themeColor="text1"/>
+      <w:color w:val="000000"/>
     </w:rPr>
   </w:style>
   <w:style w:type="character" w:customStyle="1" w:styleId="QuoteChar">
@@ -2996,7 +2456,7 @@
     <w:rPr>
       <w:i/>
       <w:iCs/>
-      <w:color w:val="000000" w:themeColor="text1"/>
+      <w:color w:val="000000"/>
     </w:rPr>
   </w:style>
   <w:style w:type="character" w:customStyle="1" w:styleId="Heading4Char">
@@ -3012,7 +2472,7 @@
       <w:bCs/>
       <w:i/>
       <w:iCs/>
-      <w:color w:val="4F81BD" w:themeColor="accent1"/>
+      <w:color w:val="000000"/>
     </w:rPr>
   </w:style>
   <w:style w:type="character" w:customStyle="1" w:styleId="Heading5Char">
@@ -3024,7 +2484,7 @@
     <w:rsid w:val="00FC693F"/>
     <w:rPr>
       <w:rFonts w:asciiTheme="majorHAnsi" w:eastAsiaTheme="majorEastAsia" w:hAnsiTheme="majorHAnsi" w:cstheme="majorBidi"/>
-      <w:color w:val="243F60" w:themeColor="accent1" w:themeShade="7F"/>
+      <w:color w:val="000000"/>
     </w:rPr>
   </w:style>
   <w:style w:type="character" w:customStyle="1" w:styleId="Heading6Char">
@@ -3038,7 +2498,7 @@
       <w:rFonts w:asciiTheme="majorHAnsi" w:eastAsiaTheme="majorEastAsia" w:hAnsiTheme="majorHAnsi" w:cstheme="majorBidi"/>
       <w:i/>
       <w:iCs/>
-      <w:color w:val="243F60" w:themeColor="accent1" w:themeShade="7F"/>
+      <w:color w:val="000000"/>
     </w:rPr>
   </w:style>
   <w:style w:type="character" w:customStyle="1" w:styleId="Heading7Char">
@@ -3052,7 +2512,7 @@
       <w:rFonts w:asciiTheme="majorHAnsi" w:eastAsiaTheme="majorEastAsia" w:hAnsiTheme="majorHAnsi" w:cstheme="majorBidi"/>
       <w:i/>
       <w:iCs/>
-      <w:color w:val="404040" w:themeColor="text1" w:themeTint="BF"/>
+      <w:color w:val="000000"/>
     </w:rPr>
   </w:style>
   <w:style w:type="character" w:customStyle="1" w:styleId="Heading8Char">
@@ -3064,7 +2524,7 @@
     <w:rsid w:val="00FC693F"/>
     <w:rPr>
       <w:rFonts w:asciiTheme="majorHAnsi" w:eastAsiaTheme="majorEastAsia" w:hAnsiTheme="majorHAnsi" w:cstheme="majorBidi"/>
-      <w:color w:val="4F81BD" w:themeColor="accent1"/>
+      <w:color w:val="000000"/>
       <w:sz w:val="20"/>
       <w:szCs w:val="20"/>
     </w:rPr>
@@ -3080,7 +2540,7 @@
       <w:rFonts w:asciiTheme="majorHAnsi" w:eastAsiaTheme="majorEastAsia" w:hAnsiTheme="majorHAnsi" w:cstheme="majorBidi"/>
       <w:i/>
       <w:iCs/>
-      <w:color w:val="404040" w:themeColor="text1" w:themeTint="BF"/>
+      <w:color w:val="000000"/>
       <w:sz w:val="20"/>
       <w:szCs w:val="20"/>
     </w:rPr>
@@ -3100,7 +2560,7 @@
     <w:rPr>
       <w:b/>
       <w:bCs/>
-      <w:color w:val="4F81BD" w:themeColor="accent1"/>
+      <w:color w:val="000000"/>
       <w:sz w:val="18"/>
       <w:szCs w:val="18"/>
     </w:rPr>
@@ -3136,9 +2596,6 @@
     <w:qFormat/>
     <w:rsid w:val="00FC693F"/>
     <w:pPr>
-      <w:pBdr>
-        <w:bottom w:val="single" w:sz="4" w:space="4" w:color="4F81BD" w:themeColor="accent1"/>
-      </w:pBdr>
       <w:spacing w:before="200" w:after="280"/>
       <w:ind w:left="936" w:right="936"/>
     </w:pPr>
@@ -3147,7 +2604,7 @@
       <w:bCs/>
       <w:i/>
       <w:iCs/>
-      <w:color w:val="4F81BD" w:themeColor="accent1"/>
+      <w:color w:val="000000"/>
     </w:rPr>
   </w:style>
   <w:style w:type="character" w:customStyle="1" w:styleId="IntenseQuoteChar">
@@ -3161,7 +2618,7 @@
       <w:bCs/>
       <w:i/>
       <w:iCs/>
-      <w:color w:val="4F81BD" w:themeColor="accent1"/>
+      <w:color w:val="000000"/>
     </w:rPr>
   </w:style>
   <w:style w:type="character" w:styleId="SubtleEmphasis">
@@ -3173,7 +2630,7 @@
     <w:rPr>
       <w:i/>
       <w:iCs/>
-      <w:color w:val="808080" w:themeColor="text1" w:themeTint="7F"/>
+      <w:color w:val="000000"/>
     </w:rPr>
   </w:style>
   <w:style w:type="character" w:styleId="IntenseEmphasis">
@@ -3187,7 +2644,7 @@
       <w:bCs/>
       <w:i/>
       <w:iCs/>
-      <w:color w:val="4F81BD" w:themeColor="accent1"/>
+      <w:color w:val="000000"/>
     </w:rPr>
   </w:style>
   <w:style w:type="character" w:styleId="SubtleReference">
@@ -3198,7 +2655,7 @@
     <w:rsid w:val="00FC693F"/>
     <w:rPr>
       <w:smallCaps/>
-      <w:color w:val="C0504D" w:themeColor="accent2"/>
+      <w:color w:val="000000"/>
       <w:u w:val="single"/>
     </w:rPr>
   </w:style>
@@ -3212,7 +2669,7 @@
       <w:b/>
       <w:bCs/>
       <w:smallCaps/>
-      <w:color w:val="C0504D" w:themeColor="accent2"/>
+      <w:color w:val="000000"/>
       <w:spacing w:val="5"/>
       <w:u w:val="single"/>
     </w:rPr>
@@ -3278,7 +2735,7 @@
       <w:spacing w:after="0" w:line="240" w:lineRule="auto"/>
     </w:pPr>
     <w:rPr>
-      <w:color w:val="000000" w:themeColor="text1" w:themeShade="BF"/>
+      <w:color w:val="000000"/>
     </w:rPr>
     <w:tblPr>
       <w:tblStyleRowBandSize w:val="1"/>
@@ -3381,7 +2838,7 @@
       <w:spacing w:after="0" w:line="240" w:lineRule="auto"/>
     </w:pPr>
     <w:rPr>
-      <w:color w:val="365F91" w:themeColor="accent1" w:themeShade="BF"/>
+      <w:color w:val="000000"/>
     </w:rPr>
     <w:tblPr>
       <w:tblStyleRowBandSize w:val="1"/>
@@ -3484,7 +2941,7 @@
       <w:spacing w:after="0" w:line="240" w:lineRule="auto"/>
     </w:pPr>
     <w:rPr>
-      <w:color w:val="943634" w:themeColor="accent2" w:themeShade="BF"/>
+      <w:color w:val="000000"/>
     </w:rPr>
     <w:tblPr>
       <w:tblStyleRowBandSize w:val="1"/>
@@ -3587,7 +3044,7 @@
       <w:spacing w:after="0" w:line="240" w:lineRule="auto"/>
     </w:pPr>
     <w:rPr>
-      <w:color w:val="76923C" w:themeColor="accent3" w:themeShade="BF"/>
+      <w:color w:val="000000"/>
     </w:rPr>
     <w:tblPr>
       <w:tblStyleRowBandSize w:val="1"/>
@@ -3690,7 +3147,7 @@
       <w:spacing w:after="0" w:line="240" w:lineRule="auto"/>
     </w:pPr>
     <w:rPr>
-      <w:color w:val="5F497A" w:themeColor="accent4" w:themeShade="BF"/>
+      <w:color w:val="000000"/>
     </w:rPr>
     <w:tblPr>
       <w:tblStyleRowBandSize w:val="1"/>
@@ -3793,7 +3250,7 @@
       <w:spacing w:after="0" w:line="240" w:lineRule="auto"/>
     </w:pPr>
     <w:rPr>
-      <w:color w:val="31849B" w:themeColor="accent5" w:themeShade="BF"/>
+      <w:color w:val="000000"/>
     </w:rPr>
     <w:tblPr>
       <w:tblStyleRowBandSize w:val="1"/>
@@ -3896,7 +3353,7 @@
       <w:spacing w:after="0" w:line="240" w:lineRule="auto"/>
     </w:pPr>
     <w:rPr>
-      <w:color w:val="E36C0A" w:themeColor="accent6" w:themeShade="BF"/>
+      <w:color w:val="000000"/>
     </w:rPr>
     <w:tblPr>
       <w:tblStyleRowBandSize w:val="1"/>
@@ -4022,7 +3479,7 @@
       <w:rPr>
         <w:b/>
         <w:bCs/>
-        <w:color w:val="FFFFFF" w:themeColor="background1"/>
+        <w:color w:val="000000"/>
       </w:rPr>
       <w:tblPr/>
       <w:tcPr>
@@ -4114,7 +3571,7 @@
       <w:rPr>
         <w:b/>
         <w:bCs/>
-        <w:color w:val="FFFFFF" w:themeColor="background1"/>
+        <w:color w:val="000000"/>
       </w:rPr>
       <w:tblPr/>
       <w:tcPr>
@@ -4206,7 +3663,7 @@
       <w:rPr>
         <w:b/>
         <w:bCs/>
-        <w:color w:val="FFFFFF" w:themeColor="background1"/>
+        <w:color w:val="000000"/>
       </w:rPr>
       <w:tblPr/>
       <w:tcPr>
@@ -4298,7 +3755,7 @@
       <w:rPr>
         <w:b/>
         <w:bCs/>
-        <w:color w:val="FFFFFF" w:themeColor="background1"/>
+        <w:color w:val="000000"/>
       </w:rPr>
       <w:tblPr/>
       <w:tcPr>
@@ -4390,7 +3847,7 @@
       <w:rPr>
         <w:b/>
         <w:bCs/>
-        <w:color w:val="FFFFFF" w:themeColor="background1"/>
+        <w:color w:val="000000"/>
       </w:rPr>
       <w:tblPr/>
       <w:tcPr>
@@ -4482,7 +3939,7 @@
       <w:rPr>
         <w:b/>
         <w:bCs/>
-        <w:color w:val="FFFFFF" w:themeColor="background1"/>
+        <w:color w:val="000000"/>
       </w:rPr>
       <w:tblPr/>
       <w:tcPr>
@@ -4574,7 +4031,7 @@
       <w:rPr>
         <w:b/>
         <w:bCs/>
-        <w:color w:val="FFFFFF" w:themeColor="background1"/>
+        <w:color w:val="000000"/>
       </w:rPr>
       <w:tblPr/>
       <w:tcPr>
@@ -5577,7 +5034,7 @@
       <w:rPr>
         <w:b/>
         <w:bCs/>
-        <w:color w:val="FFFFFF" w:themeColor="background1"/>
+        <w:color w:val="000000"/>
       </w:rPr>
       <w:tblPr/>
       <w:tcPr>
@@ -5683,7 +5140,7 @@
       <w:rPr>
         <w:b/>
         <w:bCs/>
-        <w:color w:val="FFFFFF" w:themeColor="background1"/>
+        <w:color w:val="000000"/>
       </w:rPr>
       <w:tblPr/>
       <w:tcPr>
@@ -5789,7 +5246,7 @@
       <w:rPr>
         <w:b/>
         <w:bCs/>
-        <w:color w:val="FFFFFF" w:themeColor="background1"/>
+        <w:color w:val="000000"/>
       </w:rPr>
       <w:tblPr/>
       <w:tcPr>
@@ -5895,7 +5352,7 @@
       <w:rPr>
         <w:b/>
         <w:bCs/>
-        <w:color w:val="FFFFFF" w:themeColor="background1"/>
+        <w:color w:val="000000"/>
       </w:rPr>
       <w:tblPr/>
       <w:tcPr>
@@ -6001,7 +5458,7 @@
       <w:rPr>
         <w:b/>
         <w:bCs/>
-        <w:color w:val="FFFFFF" w:themeColor="background1"/>
+        <w:color w:val="000000"/>
       </w:rPr>
       <w:tblPr/>
       <w:tcPr>
@@ -6107,7 +5564,7 @@
       <w:rPr>
         <w:b/>
         <w:bCs/>
-        <w:color w:val="FFFFFF" w:themeColor="background1"/>
+        <w:color w:val="000000"/>
       </w:rPr>
       <w:tblPr/>
       <w:tcPr>
@@ -6213,7 +5670,7 @@
       <w:rPr>
         <w:b/>
         <w:bCs/>
-        <w:color w:val="FFFFFF" w:themeColor="background1"/>
+        <w:color w:val="000000"/>
       </w:rPr>
       <w:tblPr/>
       <w:tcPr>
@@ -6316,7 +5773,7 @@
       <w:rPr>
         <w:b/>
         <w:bCs/>
-        <w:color w:val="FFFFFF" w:themeColor="background1"/>
+        <w:color w:val="000000"/>
       </w:rPr>
       <w:tblPr/>
       <w:tcPr>
@@ -6336,7 +5793,7 @@
         <w:spacing w:before="0" w:after="0" w:line="240" w:lineRule="auto"/>
       </w:pPr>
       <w:rPr>
-        <w:color w:val="auto"/>
+        <w:color w:val="000000"/>
       </w:rPr>
       <w:tblPr/>
       <w:tcPr>
@@ -6355,7 +5812,7 @@
       <w:rPr>
         <w:b/>
         <w:bCs/>
-        <w:color w:val="FFFFFF" w:themeColor="background1"/>
+        <w:color w:val="000000"/>
       </w:rPr>
       <w:tblPr/>
       <w:tcPr>
@@ -6374,7 +5831,7 @@
       <w:rPr>
         <w:b/>
         <w:bCs/>
-        <w:color w:val="FFFFFF" w:themeColor="background1"/>
+        <w:color w:val="000000"/>
       </w:rPr>
       <w:tblPr/>
       <w:tcPr>
@@ -6420,7 +5877,7 @@
     </w:tblStylePr>
     <w:tblStylePr w:type="nwCell">
       <w:rPr>
-        <w:color w:val="FFFFFF" w:themeColor="background1"/>
+        <w:color w:val="000000"/>
       </w:rPr>
       <w:tblPr/>
       <w:tcPr>
@@ -6465,7 +5922,7 @@
       <w:rPr>
         <w:b/>
         <w:bCs/>
-        <w:color w:val="FFFFFF" w:themeColor="background1"/>
+        <w:color w:val="000000"/>
       </w:rPr>
       <w:tblPr/>
       <w:tcPr>
@@ -6485,7 +5942,7 @@
         <w:spacing w:before="0" w:after="0" w:line="240" w:lineRule="auto"/>
       </w:pPr>
       <w:rPr>
-        <w:color w:val="auto"/>
+        <w:color w:val="000000"/>
       </w:rPr>
       <w:tblPr/>
       <w:tcPr>
@@ -6504,7 +5961,7 @@
       <w:rPr>
         <w:b/>
         <w:bCs/>
-        <w:color w:val="FFFFFF" w:themeColor="background1"/>
+        <w:color w:val="000000"/>
       </w:rPr>
       <w:tblPr/>
       <w:tcPr>
@@ -6523,7 +5980,7 @@
       <w:rPr>
         <w:b/>
         <w:bCs/>
-        <w:color w:val="FFFFFF" w:themeColor="background1"/>
+        <w:color w:val="000000"/>
       </w:rPr>
       <w:tblPr/>
       <w:tcPr>
@@ -6569,7 +6026,7 @@
     </w:tblStylePr>
     <w:tblStylePr w:type="nwCell">
       <w:rPr>
-        <w:color w:val="FFFFFF" w:themeColor="background1"/>
+        <w:color w:val="000000"/>
       </w:rPr>
       <w:tblPr/>
       <w:tcPr>
@@ -6614,7 +6071,7 @@
       <w:rPr>
         <w:b/>
         <w:bCs/>
-        <w:color w:val="FFFFFF" w:themeColor="background1"/>
+        <w:color w:val="000000"/>
       </w:rPr>
       <w:tblPr/>
       <w:tcPr>
@@ -6634,7 +6091,7 @@
         <w:spacing w:before="0" w:after="0" w:line="240" w:lineRule="auto"/>
       </w:pPr>
       <w:rPr>
-        <w:color w:val="auto"/>
+        <w:color w:val="000000"/>
       </w:rPr>
       <w:tblPr/>
       <w:tcPr>
@@ -6653,7 +6110,7 @@
       <w:rPr>
         <w:b/>
         <w:bCs/>
-        <w:color w:val="FFFFFF" w:themeColor="background1"/>
+        <w:color w:val="000000"/>
       </w:rPr>
       <w:tblPr/>
       <w:tcPr>
@@ -6672,7 +6129,7 @@
       <w:rPr>
         <w:b/>
         <w:bCs/>
-        <w:color w:val="FFFFFF" w:themeColor="background1"/>
+        <w:color w:val="000000"/>
       </w:rPr>
       <w:tblPr/>
       <w:tcPr>
@@ -6718,7 +6175,7 @@
     </w:tblStylePr>
     <w:tblStylePr w:type="nwCell">
       <w:rPr>
-        <w:color w:val="FFFFFF" w:themeColor="background1"/>
+        <w:color w:val="000000"/>
       </w:rPr>
       <w:tblPr/>
       <w:tcPr>
@@ -6763,7 +6220,7 @@
       <w:rPr>
         <w:b/>
         <w:bCs/>
-        <w:color w:val="FFFFFF" w:themeColor="background1"/>
+        <w:color w:val="000000"/>
       </w:rPr>
       <w:tblPr/>
       <w:tcPr>
@@ -6783,7 +6240,7 @@
         <w:spacing w:before="0" w:after="0" w:line="240" w:lineRule="auto"/>
       </w:pPr>
       <w:rPr>
-        <w:color w:val="auto"/>
+        <w:color w:val="000000"/>
       </w:rPr>
       <w:tblPr/>
       <w:tcPr>
@@ -6802,7 +6259,7 @@
       <w:rPr>
         <w:b/>
         <w:bCs/>
-        <w:color w:val="FFFFFF" w:themeColor="background1"/>
+        <w:color w:val="000000"/>
       </w:rPr>
       <w:tblPr/>
       <w:tcPr>
@@ -6821,7 +6278,7 @@
       <w:rPr>
         <w:b/>
         <w:bCs/>
-        <w:color w:val="FFFFFF" w:themeColor="background1"/>
+        <w:color w:val="000000"/>
       </w:rPr>
       <w:tblPr/>
       <w:tcPr>
@@ -6867,7 +6324,7 @@
     </w:tblStylePr>
     <w:tblStylePr w:type="nwCell">
       <w:rPr>
-        <w:color w:val="FFFFFF" w:themeColor="background1"/>
+        <w:color w:val="000000"/>
       </w:rPr>
       <w:tblPr/>
       <w:tcPr>
@@ -6912,7 +6369,7 @@
       <w:rPr>
         <w:b/>
         <w:bCs/>
-        <w:color w:val="FFFFFF" w:themeColor="background1"/>
+        <w:color w:val="000000"/>
       </w:rPr>
       <w:tblPr/>
       <w:tcPr>
@@ -6932,7 +6389,7 @@
         <w:spacing w:before="0" w:after="0" w:line="240" w:lineRule="auto"/>
       </w:pPr>
       <w:rPr>
-        <w:color w:val="auto"/>
+        <w:color w:val="000000"/>
       </w:rPr>
       <w:tblPr/>
       <w:tcPr>
@@ -6951,7 +6408,7 @@
       <w:rPr>
         <w:b/>
         <w:bCs/>
-        <w:color w:val="FFFFFF" w:themeColor="background1"/>
+        <w:color w:val="000000"/>
       </w:rPr>
       <w:tblPr/>
       <w:tcPr>
@@ -6970,7 +6427,7 @@
       <w:rPr>
         <w:b/>
         <w:bCs/>
-        <w:color w:val="FFFFFF" w:themeColor="background1"/>
+        <w:color w:val="000000"/>
       </w:rPr>
       <w:tblPr/>
       <w:tcPr>
@@ -7016,7 +6473,7 @@
     </w:tblStylePr>
     <w:tblStylePr w:type="nwCell">
       <w:rPr>
-        <w:color w:val="FFFFFF" w:themeColor="background1"/>
+        <w:color w:val="000000"/>
       </w:rPr>
       <w:tblPr/>
       <w:tcPr>
@@ -7061,7 +6518,7 @@
       <w:rPr>
         <w:b/>
         <w:bCs/>
-        <w:color w:val="FFFFFF" w:themeColor="background1"/>
+        <w:color w:val="000000"/>
       </w:rPr>
       <w:tblPr/>
       <w:tcPr>
@@ -7081,7 +6538,7 @@
         <w:spacing w:before="0" w:after="0" w:line="240" w:lineRule="auto"/>
       </w:pPr>
       <w:rPr>
-        <w:color w:val="auto"/>
+        <w:color w:val="000000"/>
       </w:rPr>
       <w:tblPr/>
       <w:tcPr>
@@ -7100,7 +6557,7 @@
       <w:rPr>
         <w:b/>
         <w:bCs/>
-        <w:color w:val="FFFFFF" w:themeColor="background1"/>
+        <w:color w:val="000000"/>
       </w:rPr>
       <w:tblPr/>
       <w:tcPr>
@@ -7119,7 +6576,7 @@
       <w:rPr>
         <w:b/>
         <w:bCs/>
-        <w:color w:val="FFFFFF" w:themeColor="background1"/>
+        <w:color w:val="000000"/>
       </w:rPr>
       <w:tblPr/>
       <w:tcPr>
@@ -7165,7 +6622,7 @@
     </w:tblStylePr>
     <w:tblStylePr w:type="nwCell">
       <w:rPr>
-        <w:color w:val="FFFFFF" w:themeColor="background1"/>
+        <w:color w:val="000000"/>
       </w:rPr>
       <w:tblPr/>
       <w:tcPr>
@@ -7210,7 +6667,7 @@
       <w:rPr>
         <w:b/>
         <w:bCs/>
-        <w:color w:val="FFFFFF" w:themeColor="background1"/>
+        <w:color w:val="000000"/>
       </w:rPr>
       <w:tblPr/>
       <w:tcPr>
@@ -7230,7 +6687,7 @@
         <w:spacing w:before="0" w:after="0" w:line="240" w:lineRule="auto"/>
       </w:pPr>
       <w:rPr>
-        <w:color w:val="auto"/>
+        <w:color w:val="000000"/>
       </w:rPr>
       <w:tblPr/>
       <w:tcPr>
@@ -7249,7 +6706,7 @@
       <w:rPr>
         <w:b/>
         <w:bCs/>
-        <w:color w:val="FFFFFF" w:themeColor="background1"/>
+        <w:color w:val="000000"/>
       </w:rPr>
       <w:tblPr/>
       <w:tcPr>
@@ -7268,7 +6725,7 @@
       <w:rPr>
         <w:b/>
         <w:bCs/>
-        <w:color w:val="FFFFFF" w:themeColor="background1"/>
+        <w:color w:val="000000"/>
       </w:rPr>
       <w:tblPr/>
       <w:tcPr>
@@ -7314,7 +6771,7 @@
     </w:tblStylePr>
     <w:tblStylePr w:type="nwCell">
       <w:rPr>
-        <w:color w:val="FFFFFF" w:themeColor="background1"/>
+        <w:color w:val="000000"/>
       </w:rPr>
       <w:tblPr/>
       <w:tcPr>
@@ -7338,7 +6795,7 @@
       <w:spacing w:after="0" w:line="240" w:lineRule="auto"/>
     </w:pPr>
     <w:rPr>
-      <w:color w:val="000000" w:themeColor="text1"/>
+      <w:color w:val="000000"/>
     </w:rPr>
     <w:tblPr>
       <w:tblStyleRowBandSize w:val="1"/>
@@ -7371,7 +6828,7 @@
       <w:rPr>
         <w:b/>
         <w:bCs/>
-        <w:color w:val="1F497D" w:themeColor="text2"/>
+        <w:color w:val="000000"/>
       </w:rPr>
       <w:tblPr/>
       <w:tcPr>
@@ -7422,7 +6879,7 @@
       <w:spacing w:after="0" w:line="240" w:lineRule="auto"/>
     </w:pPr>
     <w:rPr>
-      <w:color w:val="000000" w:themeColor="text1"/>
+      <w:color w:val="000000"/>
     </w:rPr>
     <w:tblPr>
       <w:tblStyleRowBandSize w:val="1"/>
@@ -7455,7 +6912,7 @@
       <w:rPr>
         <w:b/>
         <w:bCs/>
-        <w:color w:val="1F497D" w:themeColor="text2"/>
+        <w:color w:val="000000"/>
       </w:rPr>
       <w:tblPr/>
       <w:tcPr>
@@ -7506,7 +6963,7 @@
       <w:spacing w:after="0" w:line="240" w:lineRule="auto"/>
     </w:pPr>
     <w:rPr>
-      <w:color w:val="000000" w:themeColor="text1"/>
+      <w:color w:val="000000"/>
     </w:rPr>
     <w:tblPr>
       <w:tblStyleRowBandSize w:val="1"/>
@@ -7539,7 +6996,7 @@
       <w:rPr>
         <w:b/>
         <w:bCs/>
-        <w:color w:val="1F497D" w:themeColor="text2"/>
+        <w:color w:val="000000"/>
       </w:rPr>
       <w:tblPr/>
       <w:tcPr>
@@ -7590,7 +7047,7 @@
       <w:spacing w:after="0" w:line="240" w:lineRule="auto"/>
     </w:pPr>
     <w:rPr>
-      <w:color w:val="000000" w:themeColor="text1"/>
+      <w:color w:val="000000"/>
     </w:rPr>
     <w:tblPr>
       <w:tblStyleRowBandSize w:val="1"/>
@@ -7623,7 +7080,7 @@
       <w:rPr>
         <w:b/>
         <w:bCs/>
-        <w:color w:val="1F497D" w:themeColor="text2"/>
+        <w:color w:val="000000"/>
       </w:rPr>
       <w:tblPr/>
       <w:tcPr>
@@ -7674,7 +7131,7 @@
       <w:spacing w:after="0" w:line="240" w:lineRule="auto"/>
     </w:pPr>
     <w:rPr>
-      <w:color w:val="000000" w:themeColor="text1"/>
+      <w:color w:val="000000"/>
     </w:rPr>
     <w:tblPr>
       <w:tblStyleRowBandSize w:val="1"/>
@@ -7707,7 +7164,7 @@
       <w:rPr>
         <w:b/>
         <w:bCs/>
-        <w:color w:val="1F497D" w:themeColor="text2"/>
+        <w:color w:val="000000"/>
       </w:rPr>
       <w:tblPr/>
       <w:tcPr>
@@ -7758,7 +7215,7 @@
       <w:spacing w:after="0" w:line="240" w:lineRule="auto"/>
     </w:pPr>
     <w:rPr>
-      <w:color w:val="000000" w:themeColor="text1"/>
+      <w:color w:val="000000"/>
     </w:rPr>
     <w:tblPr>
       <w:tblStyleRowBandSize w:val="1"/>
@@ -7791,7 +7248,7 @@
       <w:rPr>
         <w:b/>
         <w:bCs/>
-        <w:color w:val="1F497D" w:themeColor="text2"/>
+        <w:color w:val="000000"/>
       </w:rPr>
       <w:tblPr/>
       <w:tcPr>
@@ -7842,7 +7299,7 @@
       <w:spacing w:after="0" w:line="240" w:lineRule="auto"/>
     </w:pPr>
     <w:rPr>
-      <w:color w:val="000000" w:themeColor="text1"/>
+      <w:color w:val="000000"/>
     </w:rPr>
     <w:tblPr>
       <w:tblStyleRowBandSize w:val="1"/>
@@ -7875,7 +7332,7 @@
       <w:rPr>
         <w:b/>
         <w:bCs/>
-        <w:color w:val="1F497D" w:themeColor="text2"/>
+        <w:color w:val="000000"/>
       </w:rPr>
       <w:tblPr/>
       <w:tcPr>
@@ -7927,7 +7384,7 @@
     </w:pPr>
     <w:rPr>
       <w:rFonts w:asciiTheme="majorHAnsi" w:eastAsiaTheme="majorEastAsia" w:hAnsiTheme="majorHAnsi" w:cstheme="majorBidi"/>
-      <w:color w:val="000000" w:themeColor="text1"/>
+      <w:color w:val="000000"/>
     </w:rPr>
     <w:tblPr>
       <w:tblStyleRowBandSize w:val="1"/>
@@ -8055,7 +7512,7 @@
     </w:pPr>
     <w:rPr>
       <w:rFonts w:asciiTheme="majorHAnsi" w:eastAsiaTheme="majorEastAsia" w:hAnsiTheme="majorHAnsi" w:cstheme="majorBidi"/>
-      <w:color w:val="000000" w:themeColor="text1"/>
+      <w:color w:val="000000"/>
     </w:rPr>
     <w:tblPr>
       <w:tblStyleRowBandSize w:val="1"/>
@@ -8183,7 +7640,7 @@
     </w:pPr>
     <w:rPr>
       <w:rFonts w:asciiTheme="majorHAnsi" w:eastAsiaTheme="majorEastAsia" w:hAnsiTheme="majorHAnsi" w:cstheme="majorBidi"/>
-      <w:color w:val="000000" w:themeColor="text1"/>
+      <w:color w:val="000000"/>
     </w:rPr>
     <w:tblPr>
       <w:tblStyleRowBandSize w:val="1"/>
@@ -8311,7 +7768,7 @@
     </w:pPr>
     <w:rPr>
       <w:rFonts w:asciiTheme="majorHAnsi" w:eastAsiaTheme="majorEastAsia" w:hAnsiTheme="majorHAnsi" w:cstheme="majorBidi"/>
-      <w:color w:val="000000" w:themeColor="text1"/>
+      <w:color w:val="000000"/>
     </w:rPr>
     <w:tblPr>
       <w:tblStyleRowBandSize w:val="1"/>
@@ -8439,7 +7896,7 @@
     </w:pPr>
     <w:rPr>
       <w:rFonts w:asciiTheme="majorHAnsi" w:eastAsiaTheme="majorEastAsia" w:hAnsiTheme="majorHAnsi" w:cstheme="majorBidi"/>
-      <w:color w:val="000000" w:themeColor="text1"/>
+      <w:color w:val="000000"/>
     </w:rPr>
     <w:tblPr>
       <w:tblStyleRowBandSize w:val="1"/>
@@ -8567,7 +8024,7 @@
     </w:pPr>
     <w:rPr>
       <w:rFonts w:asciiTheme="majorHAnsi" w:eastAsiaTheme="majorEastAsia" w:hAnsiTheme="majorHAnsi" w:cstheme="majorBidi"/>
-      <w:color w:val="000000" w:themeColor="text1"/>
+      <w:color w:val="000000"/>
     </w:rPr>
     <w:tblPr>
       <w:tblStyleRowBandSize w:val="1"/>
@@ -8695,7 +8152,7 @@
     </w:pPr>
     <w:rPr>
       <w:rFonts w:asciiTheme="majorHAnsi" w:eastAsiaTheme="majorEastAsia" w:hAnsiTheme="majorHAnsi" w:cstheme="majorBidi"/>
-      <w:color w:val="000000" w:themeColor="text1"/>
+      <w:color w:val="000000"/>
     </w:rPr>
     <w:tblPr>
       <w:tblStyleRowBandSize w:val="1"/>
@@ -9334,7 +8791,7 @@
     </w:pPr>
     <w:rPr>
       <w:rFonts w:asciiTheme="majorHAnsi" w:eastAsiaTheme="majorEastAsia" w:hAnsiTheme="majorHAnsi" w:cstheme="majorBidi"/>
-      <w:color w:val="000000" w:themeColor="text1"/>
+      <w:color w:val="000000"/>
     </w:rPr>
     <w:tblPr>
       <w:tblStyleRowBandSize w:val="1"/>
@@ -9362,7 +8819,7 @@
       <w:rPr>
         <w:b/>
         <w:bCs/>
-        <w:color w:val="000000" w:themeColor="text1"/>
+        <w:color w:val="000000"/>
       </w:rPr>
       <w:tblPr/>
       <w:tcPr>
@@ -9373,7 +8830,7 @@
       <w:rPr>
         <w:b/>
         <w:bCs/>
-        <w:color w:val="000000" w:themeColor="text1"/>
+        <w:color w:val="000000"/>
       </w:rPr>
       <w:tblPr/>
       <w:tcPr>
@@ -9392,7 +8849,7 @@
       <w:rPr>
         <w:b/>
         <w:bCs/>
-        <w:color w:val="000000" w:themeColor="text1"/>
+        <w:color w:val="000000"/>
       </w:rPr>
       <w:tblPr/>
       <w:tcPr>
@@ -9411,7 +8868,7 @@
       <w:rPr>
         <w:b w:val="0"/>
         <w:bCs w:val="0"/>
-        <w:color w:val="000000" w:themeColor="text1"/>
+        <w:color w:val="000000"/>
       </w:rPr>
       <w:tblPr/>
       <w:tcPr>
@@ -9459,7 +8916,7 @@
     </w:pPr>
     <w:rPr>
       <w:rFonts w:asciiTheme="majorHAnsi" w:eastAsiaTheme="majorEastAsia" w:hAnsiTheme="majorHAnsi" w:cstheme="majorBidi"/>
-      <w:color w:val="000000" w:themeColor="text1"/>
+      <w:color w:val="000000"/>
     </w:rPr>
     <w:tblPr>
       <w:tblStyleRowBandSize w:val="1"/>
@@ -9487,7 +8944,7 @@
       <w:rPr>
         <w:b/>
         <w:bCs/>
-        <w:color w:val="000000" w:themeColor="text1"/>
+        <w:color w:val="000000"/>
       </w:rPr>
       <w:tblPr/>
       <w:tcPr>
@@ -9498,7 +8955,7 @@
       <w:rPr>
         <w:b/>
         <w:bCs/>
-        <w:color w:val="000000" w:themeColor="text1"/>
+        <w:color w:val="000000"/>
       </w:rPr>
       <w:tblPr/>
       <w:tcPr>
@@ -9517,7 +8974,7 @@
       <w:rPr>
         <w:b/>
         <w:bCs/>
-        <w:color w:val="000000" w:themeColor="text1"/>
+        <w:color w:val="000000"/>
       </w:rPr>
       <w:tblPr/>
       <w:tcPr>
@@ -9536,7 +8993,7 @@
       <w:rPr>
         <w:b w:val="0"/>
         <w:bCs w:val="0"/>
-        <w:color w:val="000000" w:themeColor="text1"/>
+        <w:color w:val="000000"/>
       </w:rPr>
       <w:tblPr/>
       <w:tcPr>
@@ -9584,7 +9041,7 @@
     </w:pPr>
     <w:rPr>
       <w:rFonts w:asciiTheme="majorHAnsi" w:eastAsiaTheme="majorEastAsia" w:hAnsiTheme="majorHAnsi" w:cstheme="majorBidi"/>
-      <w:color w:val="000000" w:themeColor="text1"/>
+      <w:color w:val="000000"/>
     </w:rPr>
     <w:tblPr>
       <w:tblStyleRowBandSize w:val="1"/>
@@ -9612,7 +9069,7 @@
       <w:rPr>
         <w:b/>
         <w:bCs/>
-        <w:color w:val="000000" w:themeColor="text1"/>
+        <w:color w:val="000000"/>
       </w:rPr>
       <w:tblPr/>
       <w:tcPr>
@@ -9623,7 +9080,7 @@
       <w:rPr>
         <w:b/>
         <w:bCs/>
-        <w:color w:val="000000" w:themeColor="text1"/>
+        <w:color w:val="000000"/>
       </w:rPr>
       <w:tblPr/>
       <w:tcPr>
@@ -9642,7 +9099,7 @@
       <w:rPr>
         <w:b/>
         <w:bCs/>
-        <w:color w:val="000000" w:themeColor="text1"/>
+        <w:color w:val="000000"/>
       </w:rPr>
       <w:tblPr/>
       <w:tcPr>
@@ -9661,7 +9118,7 @@
       <w:rPr>
         <w:b w:val="0"/>
         <w:bCs w:val="0"/>
-        <w:color w:val="000000" w:themeColor="text1"/>
+        <w:color w:val="000000"/>
       </w:rPr>
       <w:tblPr/>
       <w:tcPr>
@@ -9709,7 +9166,7 @@
     </w:pPr>
     <w:rPr>
       <w:rFonts w:asciiTheme="majorHAnsi" w:eastAsiaTheme="majorEastAsia" w:hAnsiTheme="majorHAnsi" w:cstheme="majorBidi"/>
-      <w:color w:val="000000" w:themeColor="text1"/>
+      <w:color w:val="000000"/>
     </w:rPr>
     <w:tblPr>
       <w:tblStyleRowBandSize w:val="1"/>
@@ -9737,7 +9194,7 @@
       <w:rPr>
         <w:b/>
         <w:bCs/>
-        <w:color w:val="000000" w:themeColor="text1"/>
+        <w:color w:val="000000"/>
       </w:rPr>
       <w:tblPr/>
       <w:tcPr>
@@ -9748,7 +9205,7 @@
       <w:rPr>
         <w:b/>
         <w:bCs/>
-        <w:color w:val="000000" w:themeColor="text1"/>
+        <w:color w:val="000000"/>
       </w:rPr>
       <w:tblPr/>
       <w:tcPr>
@@ -9767,7 +9224,7 @@
       <w:rPr>
         <w:b/>
         <w:bCs/>
-        <w:color w:val="000000" w:themeColor="text1"/>
+        <w:color w:val="000000"/>
       </w:rPr>
       <w:tblPr/>
       <w:tcPr>
@@ -9786,7 +9243,7 @@
       <w:rPr>
         <w:b w:val="0"/>
         <w:bCs w:val="0"/>
-        <w:color w:val="000000" w:themeColor="text1"/>
+        <w:color w:val="000000"/>
       </w:rPr>
       <w:tblPr/>
       <w:tcPr>
@@ -9834,7 +9291,7 @@
     </w:pPr>
     <w:rPr>
       <w:rFonts w:asciiTheme="majorHAnsi" w:eastAsiaTheme="majorEastAsia" w:hAnsiTheme="majorHAnsi" w:cstheme="majorBidi"/>
-      <w:color w:val="000000" w:themeColor="text1"/>
+      <w:color w:val="000000"/>
     </w:rPr>
     <w:tblPr>
       <w:tblStyleRowBandSize w:val="1"/>
@@ -9862,7 +9319,7 @@
       <w:rPr>
         <w:b/>
         <w:bCs/>
-        <w:color w:val="000000" w:themeColor="text1"/>
+        <w:color w:val="000000"/>
       </w:rPr>
       <w:tblPr/>
       <w:tcPr>
@@ -9873,7 +9330,7 @@
       <w:rPr>
         <w:b/>
         <w:bCs/>
-        <w:color w:val="000000" w:themeColor="text1"/>
+        <w:color w:val="000000"/>
       </w:rPr>
       <w:tblPr/>
       <w:tcPr>
@@ -9892,7 +9349,7 @@
       <w:rPr>
         <w:b/>
         <w:bCs/>
-        <w:color w:val="000000" w:themeColor="text1"/>
+        <w:color w:val="000000"/>
       </w:rPr>
       <w:tblPr/>
       <w:tcPr>
@@ -9911,7 +9368,7 @@
       <w:rPr>
         <w:b w:val="0"/>
         <w:bCs w:val="0"/>
-        <w:color w:val="000000" w:themeColor="text1"/>
+        <w:color w:val="000000"/>
       </w:rPr>
       <w:tblPr/>
       <w:tcPr>
@@ -9959,7 +9416,7 @@
     </w:pPr>
     <w:rPr>
       <w:rFonts w:asciiTheme="majorHAnsi" w:eastAsiaTheme="majorEastAsia" w:hAnsiTheme="majorHAnsi" w:cstheme="majorBidi"/>
-      <w:color w:val="000000" w:themeColor="text1"/>
+      <w:color w:val="000000"/>
     </w:rPr>
     <w:tblPr>
       <w:tblStyleRowBandSize w:val="1"/>
@@ -9987,7 +9444,7 @@
       <w:rPr>
         <w:b/>
         <w:bCs/>
-        <w:color w:val="000000" w:themeColor="text1"/>
+        <w:color w:val="000000"/>
       </w:rPr>
       <w:tblPr/>
       <w:tcPr>
@@ -9998,7 +9455,7 @@
       <w:rPr>
         <w:b/>
         <w:bCs/>
-        <w:color w:val="000000" w:themeColor="text1"/>
+        <w:color w:val="000000"/>
       </w:rPr>
       <w:tblPr/>
       <w:tcPr>
@@ -10017,7 +9474,7 @@
       <w:rPr>
         <w:b/>
         <w:bCs/>
-        <w:color w:val="000000" w:themeColor="text1"/>
+        <w:color w:val="000000"/>
       </w:rPr>
       <w:tblPr/>
       <w:tcPr>
@@ -10036,7 +9493,7 @@
       <w:rPr>
         <w:b w:val="0"/>
         <w:bCs w:val="0"/>
-        <w:color w:val="000000" w:themeColor="text1"/>
+        <w:color w:val="000000"/>
       </w:rPr>
       <w:tblPr/>
       <w:tcPr>
@@ -10084,7 +9541,7 @@
     </w:pPr>
     <w:rPr>
       <w:rFonts w:asciiTheme="majorHAnsi" w:eastAsiaTheme="majorEastAsia" w:hAnsiTheme="majorHAnsi" w:cstheme="majorBidi"/>
-      <w:color w:val="000000" w:themeColor="text1"/>
+      <w:color w:val="000000"/>
     </w:rPr>
     <w:tblPr>
       <w:tblStyleRowBandSize w:val="1"/>
@@ -10112,7 +9569,7 @@
       <w:rPr>
         <w:b/>
         <w:bCs/>
-        <w:color w:val="000000" w:themeColor="text1"/>
+        <w:color w:val="000000"/>
       </w:rPr>
       <w:tblPr/>
       <w:tcPr>
@@ -10123,7 +9580,7 @@
       <w:rPr>
         <w:b/>
         <w:bCs/>
-        <w:color w:val="000000" w:themeColor="text1"/>
+        <w:color w:val="000000"/>
       </w:rPr>
       <w:tblPr/>
       <w:tcPr>
@@ -10142,7 +9599,7 @@
       <w:rPr>
         <w:b/>
         <w:bCs/>
-        <w:color w:val="000000" w:themeColor="text1"/>
+        <w:color w:val="000000"/>
       </w:rPr>
       <w:tblPr/>
       <w:tcPr>
@@ -10161,7 +9618,7 @@
       <w:rPr>
         <w:b w:val="0"/>
         <w:bCs w:val="0"/>
-        <w:color w:val="000000" w:themeColor="text1"/>
+        <w:color w:val="000000"/>
       </w:rPr>
       <w:tblPr/>
       <w:tcPr>
@@ -10235,7 +9692,7 @@
         <w:bCs/>
         <w:i w:val="0"/>
         <w:iCs w:val="0"/>
-        <w:color w:val="FFFFFF" w:themeColor="background1"/>
+        <w:color w:val="000000"/>
       </w:rPr>
       <w:tblPr/>
       <w:tcPr>
@@ -10256,7 +9713,7 @@
         <w:bCs/>
         <w:i w:val="0"/>
         <w:iCs w:val="0"/>
-        <w:color w:val="FFFFFF" w:themeColor="background1"/>
+        <w:color w:val="000000"/>
       </w:rPr>
       <w:tblPr/>
       <w:tcPr>
@@ -10277,7 +9734,7 @@
         <w:bCs/>
         <w:i w:val="0"/>
         <w:iCs w:val="0"/>
-        <w:color w:val="FFFFFF" w:themeColor="background1"/>
+        <w:color w:val="000000"/>
       </w:rPr>
       <w:tblPr/>
       <w:tcPr>
@@ -10296,7 +9753,7 @@
         <w:bCs/>
         <w:i w:val="0"/>
         <w:iCs w:val="0"/>
-        <w:color w:val="FFFFFF" w:themeColor="background1"/>
+        <w:color w:val="000000"/>
       </w:rPr>
       <w:tblPr/>
       <w:tcPr>
@@ -10376,7 +9833,7 @@
         <w:bCs/>
         <w:i w:val="0"/>
         <w:iCs w:val="0"/>
-        <w:color w:val="FFFFFF" w:themeColor="background1"/>
+        <w:color w:val="000000"/>
       </w:rPr>
       <w:tblPr/>
       <w:tcPr>
@@ -10397,7 +9854,7 @@
         <w:bCs/>
         <w:i w:val="0"/>
         <w:iCs w:val="0"/>
-        <w:color w:val="FFFFFF" w:themeColor="background1"/>
+        <w:color w:val="000000"/>
       </w:rPr>
       <w:tblPr/>
       <w:tcPr>
@@ -10418,7 +9875,7 @@
         <w:bCs/>
         <w:i w:val="0"/>
         <w:iCs w:val="0"/>
-        <w:color w:val="FFFFFF" w:themeColor="background1"/>
+        <w:color w:val="000000"/>
       </w:rPr>
       <w:tblPr/>
       <w:tcPr>
@@ -10437,7 +9894,7 @@
         <w:bCs/>
         <w:i w:val="0"/>
         <w:iCs w:val="0"/>
-        <w:color w:val="FFFFFF" w:themeColor="background1"/>
+        <w:color w:val="000000"/>
       </w:rPr>
       <w:tblPr/>
       <w:tcPr>
@@ -10517,7 +9974,7 @@
         <w:bCs/>
         <w:i w:val="0"/>
         <w:iCs w:val="0"/>
-        <w:color w:val="FFFFFF" w:themeColor="background1"/>
+        <w:color w:val="000000"/>
       </w:rPr>
       <w:tblPr/>
       <w:tcPr>
@@ -10538,7 +9995,7 @@
         <w:bCs/>
         <w:i w:val="0"/>
         <w:iCs w:val="0"/>
-        <w:color w:val="FFFFFF" w:themeColor="background1"/>
+        <w:color w:val="000000"/>
       </w:rPr>
       <w:tblPr/>
       <w:tcPr>
@@ -10559,7 +10016,7 @@
         <w:bCs/>
         <w:i w:val="0"/>
         <w:iCs w:val="0"/>
-        <w:color w:val="FFFFFF" w:themeColor="background1"/>
+        <w:color w:val="000000"/>
       </w:rPr>
       <w:tblPr/>
       <w:tcPr>
@@ -10578,7 +10035,7 @@
         <w:bCs/>
         <w:i w:val="0"/>
         <w:iCs w:val="0"/>
-        <w:color w:val="FFFFFF" w:themeColor="background1"/>
+        <w:color w:val="000000"/>
       </w:rPr>
       <w:tblPr/>
       <w:tcPr>
@@ -10658,7 +10115,7 @@
         <w:bCs/>
         <w:i w:val="0"/>
         <w:iCs w:val="0"/>
-        <w:color w:val="FFFFFF" w:themeColor="background1"/>
+        <w:color w:val="000000"/>
       </w:rPr>
       <w:tblPr/>
       <w:tcPr>
@@ -10679,7 +10136,7 @@
         <w:bCs/>
         <w:i w:val="0"/>
         <w:iCs w:val="0"/>
-        <w:color w:val="FFFFFF" w:themeColor="background1"/>
+        <w:color w:val="000000"/>
       </w:rPr>
       <w:tblPr/>
       <w:tcPr>
@@ -10700,7 +10157,7 @@
         <w:bCs/>
         <w:i w:val="0"/>
         <w:iCs w:val="0"/>
-        <w:color w:val="FFFFFF" w:themeColor="background1"/>
+        <w:color w:val="000000"/>
       </w:rPr>
       <w:tblPr/>
       <w:tcPr>
@@ -10719,7 +10176,7 @@
         <w:bCs/>
         <w:i w:val="0"/>
         <w:iCs w:val="0"/>
-        <w:color w:val="FFFFFF" w:themeColor="background1"/>
+        <w:color w:val="000000"/>
       </w:rPr>
       <w:tblPr/>
       <w:tcPr>
@@ -10799,7 +10256,7 @@
         <w:bCs/>
         <w:i w:val="0"/>
         <w:iCs w:val="0"/>
-        <w:color w:val="FFFFFF" w:themeColor="background1"/>
+        <w:color w:val="000000"/>
       </w:rPr>
       <w:tblPr/>
       <w:tcPr>
@@ -10820,7 +10277,7 @@
         <w:bCs/>
         <w:i w:val="0"/>
         <w:iCs w:val="0"/>
-        <w:color w:val="FFFFFF" w:themeColor="background1"/>
+        <w:color w:val="000000"/>
       </w:rPr>
       <w:tblPr/>
       <w:tcPr>
@@ -10841,7 +10298,7 @@
         <w:bCs/>
         <w:i w:val="0"/>
         <w:iCs w:val="0"/>
-        <w:color w:val="FFFFFF" w:themeColor="background1"/>
+        <w:color w:val="000000"/>
       </w:rPr>
       <w:tblPr/>
       <w:tcPr>
@@ -10860,7 +10317,7 @@
         <w:bCs/>
         <w:i w:val="0"/>
         <w:iCs w:val="0"/>
-        <w:color w:val="FFFFFF" w:themeColor="background1"/>
+        <w:color w:val="000000"/>
       </w:rPr>
       <w:tblPr/>
       <w:tcPr>
@@ -10940,7 +10397,7 @@
         <w:bCs/>
         <w:i w:val="0"/>
         <w:iCs w:val="0"/>
-        <w:color w:val="FFFFFF" w:themeColor="background1"/>
+        <w:color w:val="000000"/>
       </w:rPr>
       <w:tblPr/>
       <w:tcPr>
@@ -10961,7 +10418,7 @@
         <w:bCs/>
         <w:i w:val="0"/>
         <w:iCs w:val="0"/>
-        <w:color w:val="FFFFFF" w:themeColor="background1"/>
+        <w:color w:val="000000"/>
       </w:rPr>
       <w:tblPr/>
       <w:tcPr>
@@ -10982,7 +10439,7 @@
         <w:bCs/>
         <w:i w:val="0"/>
         <w:iCs w:val="0"/>
-        <w:color w:val="FFFFFF" w:themeColor="background1"/>
+        <w:color w:val="000000"/>
       </w:rPr>
       <w:tblPr/>
       <w:tcPr>
@@ -11001,7 +10458,7 @@
         <w:bCs/>
         <w:i w:val="0"/>
         <w:iCs w:val="0"/>
-        <w:color w:val="FFFFFF" w:themeColor="background1"/>
+        <w:color w:val="000000"/>
       </w:rPr>
       <w:tblPr/>
       <w:tcPr>
@@ -11081,7 +10538,7 @@
         <w:bCs/>
         <w:i w:val="0"/>
         <w:iCs w:val="0"/>
-        <w:color w:val="FFFFFF" w:themeColor="background1"/>
+        <w:color w:val="000000"/>
       </w:rPr>
       <w:tblPr/>
       <w:tcPr>
@@ -11102,7 +10559,7 @@
         <w:bCs/>
         <w:i w:val="0"/>
         <w:iCs w:val="0"/>
-        <w:color w:val="FFFFFF" w:themeColor="background1"/>
+        <w:color w:val="000000"/>
       </w:rPr>
       <w:tblPr/>
       <w:tcPr>
@@ -11123,7 +10580,7 @@
         <w:bCs/>
         <w:i w:val="0"/>
         <w:iCs w:val="0"/>
-        <w:color w:val="FFFFFF" w:themeColor="background1"/>
+        <w:color w:val="000000"/>
       </w:rPr>
       <w:tblPr/>
       <w:tcPr>
@@ -11142,7 +10599,7 @@
         <w:bCs/>
         <w:i w:val="0"/>
         <w:iCs w:val="0"/>
-        <w:color w:val="FFFFFF" w:themeColor="background1"/>
+        <w:color w:val="000000"/>
       </w:rPr>
       <w:tblPr/>
       <w:tcPr>
@@ -11195,7 +10652,7 @@
       <w:spacing w:after="0" w:line="240" w:lineRule="auto"/>
     </w:pPr>
     <w:rPr>
-      <w:color w:val="FFFFFF" w:themeColor="background1"/>
+      <w:color w:val="000000"/>
     </w:rPr>
     <w:tblPr>
       <w:tblStyleRowBandSize w:val="1"/>
@@ -11309,7 +10766,7 @@
       <w:spacing w:after="0" w:line="240" w:lineRule="auto"/>
     </w:pPr>
     <w:rPr>
-      <w:color w:val="FFFFFF" w:themeColor="background1"/>
+      <w:color w:val="000000"/>
     </w:rPr>
     <w:tblPr>
       <w:tblStyleRowBandSize w:val="1"/>
@@ -11423,7 +10880,7 @@
       <w:spacing w:after="0" w:line="240" w:lineRule="auto"/>
     </w:pPr>
     <w:rPr>
-      <w:color w:val="FFFFFF" w:themeColor="background1"/>
+      <w:color w:val="000000"/>
     </w:rPr>
     <w:tblPr>
       <w:tblStyleRowBandSize w:val="1"/>
@@ -11537,7 +10994,7 @@
       <w:spacing w:after="0" w:line="240" w:lineRule="auto"/>
     </w:pPr>
     <w:rPr>
-      <w:color w:val="FFFFFF" w:themeColor="background1"/>
+      <w:color w:val="000000"/>
     </w:rPr>
     <w:tblPr>
       <w:tblStyleRowBandSize w:val="1"/>
@@ -11651,7 +11108,7 @@
       <w:spacing w:after="0" w:line="240" w:lineRule="auto"/>
     </w:pPr>
     <w:rPr>
-      <w:color w:val="FFFFFF" w:themeColor="background1"/>
+      <w:color w:val="000000"/>
     </w:rPr>
     <w:tblPr>
       <w:tblStyleRowBandSize w:val="1"/>
@@ -11765,7 +11222,7 @@
       <w:spacing w:after="0" w:line="240" w:lineRule="auto"/>
     </w:pPr>
     <w:rPr>
-      <w:color w:val="FFFFFF" w:themeColor="background1"/>
+      <w:color w:val="000000"/>
     </w:rPr>
     <w:tblPr>
       <w:tblStyleRowBandSize w:val="1"/>
@@ -11879,7 +11336,7 @@
       <w:spacing w:after="0" w:line="240" w:lineRule="auto"/>
     </w:pPr>
     <w:rPr>
-      <w:color w:val="FFFFFF" w:themeColor="background1"/>
+      <w:color w:val="000000"/>
     </w:rPr>
     <w:tblPr>
       <w:tblStyleRowBandSize w:val="1"/>
@@ -11993,7 +11450,7 @@
       <w:spacing w:after="0" w:line="240" w:lineRule="auto"/>
     </w:pPr>
     <w:rPr>
-      <w:color w:val="000000" w:themeColor="text1"/>
+      <w:color w:val="000000"/>
     </w:rPr>
     <w:tblPr>
       <w:tblStyleRowBandSize w:val="1"/>
@@ -12039,7 +11496,7 @@
       <w:rPr>
         <w:b/>
         <w:bCs/>
-        <w:color w:val="FFFFFF" w:themeColor="background1"/>
+        <w:color w:val="000000"/>
       </w:rPr>
       <w:tblPr/>
       <w:tcPr>
@@ -12051,7 +11508,7 @@
     </w:tblStylePr>
     <w:tblStylePr w:type="firstCol">
       <w:rPr>
-        <w:color w:val="FFFFFF" w:themeColor="background1"/>
+        <w:color w:val="000000"/>
       </w:rPr>
       <w:tblPr/>
       <w:tcPr>
@@ -12068,7 +11525,7 @@
     </w:tblStylePr>
     <w:tblStylePr w:type="lastCol">
       <w:rPr>
-        <w:color w:val="FFFFFF" w:themeColor="background1"/>
+        <w:color w:val="000000"/>
       </w:rPr>
       <w:tblPr/>
       <w:tcPr>
@@ -12097,12 +11554,12 @@
     </w:tblStylePr>
     <w:tblStylePr w:type="neCell">
       <w:rPr>
-        <w:color w:val="000000" w:themeColor="text1"/>
+        <w:color w:val="000000"/>
       </w:rPr>
     </w:tblStylePr>
     <w:tblStylePr w:type="nwCell">
       <w:rPr>
-        <w:color w:val="000000" w:themeColor="text1"/>
+        <w:color w:val="000000"/>
       </w:rPr>
     </w:tblStylePr>
   </w:style>
@@ -12115,7 +11572,7 @@
       <w:spacing w:after="0" w:line="240" w:lineRule="auto"/>
     </w:pPr>
     <w:rPr>
-      <w:color w:val="000000" w:themeColor="text1"/>
+      <w:color w:val="000000"/>
     </w:rPr>
     <w:tblPr>
       <w:tblStyleRowBandSize w:val="1"/>
@@ -12161,7 +11618,7 @@
       <w:rPr>
         <w:b/>
         <w:bCs/>
-        <w:color w:val="FFFFFF" w:themeColor="background1"/>
+        <w:color w:val="000000"/>
       </w:rPr>
       <w:tblPr/>
       <w:tcPr>
@@ -12173,7 +11630,7 @@
     </w:tblStylePr>
     <w:tblStylePr w:type="firstCol">
       <w:rPr>
-        <w:color w:val="FFFFFF" w:themeColor="background1"/>
+        <w:color w:val="000000"/>
       </w:rPr>
       <w:tblPr/>
       <w:tcPr>
@@ -12190,7 +11647,7 @@
     </w:tblStylePr>
     <w:tblStylePr w:type="lastCol">
       <w:rPr>
-        <w:color w:val="FFFFFF" w:themeColor="background1"/>
+        <w:color w:val="000000"/>
       </w:rPr>
       <w:tblPr/>
       <w:tcPr>
@@ -12219,12 +11676,12 @@
     </w:tblStylePr>
     <w:tblStylePr w:type="neCell">
       <w:rPr>
-        <w:color w:val="000000" w:themeColor="text1"/>
+        <w:color w:val="000000"/>
       </w:rPr>
     </w:tblStylePr>
     <w:tblStylePr w:type="nwCell">
       <w:rPr>
-        <w:color w:val="000000" w:themeColor="text1"/>
+        <w:color w:val="000000"/>
       </w:rPr>
     </w:tblStylePr>
   </w:style>
@@ -12237,7 +11694,7 @@
       <w:spacing w:after="0" w:line="240" w:lineRule="auto"/>
     </w:pPr>
     <w:rPr>
-      <w:color w:val="000000" w:themeColor="text1"/>
+      <w:color w:val="000000"/>
     </w:rPr>
     <w:tblPr>
       <w:tblStyleRowBandSize w:val="1"/>
@@ -12283,7 +11740,7 @@
       <w:rPr>
         <w:b/>
         <w:bCs/>
-        <w:color w:val="FFFFFF" w:themeColor="background1"/>
+        <w:color w:val="000000"/>
       </w:rPr>
       <w:tblPr/>
       <w:tcPr>
@@ -12295,7 +11752,7 @@
     </w:tblStylePr>
     <w:tblStylePr w:type="firstCol">
       <w:rPr>
-        <w:color w:val="FFFFFF" w:themeColor="background1"/>
+        <w:color w:val="000000"/>
       </w:rPr>
       <w:tblPr/>
       <w:tcPr>
@@ -12312,7 +11769,7 @@
     </w:tblStylePr>
     <w:tblStylePr w:type="lastCol">
       <w:rPr>
-        <w:color w:val="FFFFFF" w:themeColor="background1"/>
+        <w:color w:val="000000"/>
       </w:rPr>
       <w:tblPr/>
       <w:tcPr>
@@ -12341,12 +11798,12 @@
     </w:tblStylePr>
     <w:tblStylePr w:type="neCell">
       <w:rPr>
-        <w:color w:val="000000" w:themeColor="text1"/>
+        <w:color w:val="000000"/>
       </w:rPr>
     </w:tblStylePr>
     <w:tblStylePr w:type="nwCell">
       <w:rPr>
-        <w:color w:val="000000" w:themeColor="text1"/>
+        <w:color w:val="000000"/>
       </w:rPr>
     </w:tblStylePr>
   </w:style>
@@ -12359,7 +11816,7 @@
       <w:spacing w:after="0" w:line="240" w:lineRule="auto"/>
     </w:pPr>
     <w:rPr>
-      <w:color w:val="000000" w:themeColor="text1"/>
+      <w:color w:val="000000"/>
     </w:rPr>
     <w:tblPr>
       <w:tblStyleRowBandSize w:val="1"/>
@@ -12405,7 +11862,7 @@
       <w:rPr>
         <w:b/>
         <w:bCs/>
-        <w:color w:val="FFFFFF" w:themeColor="background1"/>
+        <w:color w:val="000000"/>
       </w:rPr>
       <w:tblPr/>
       <w:tcPr>
@@ -12417,7 +11874,7 @@
     </w:tblStylePr>
     <w:tblStylePr w:type="firstCol">
       <w:rPr>
-        <w:color w:val="FFFFFF" w:themeColor="background1"/>
+        <w:color w:val="000000"/>
       </w:rPr>
       <w:tblPr/>
       <w:tcPr>
@@ -12434,7 +11891,7 @@
     </w:tblStylePr>
     <w:tblStylePr w:type="lastCol">
       <w:rPr>
-        <w:color w:val="FFFFFF" w:themeColor="background1"/>
+        <w:color w:val="000000"/>
       </w:rPr>
       <w:tblPr/>
       <w:tcPr>
@@ -12471,7 +11928,7 @@
       <w:spacing w:after="0" w:line="240" w:lineRule="auto"/>
     </w:pPr>
     <w:rPr>
-      <w:color w:val="000000" w:themeColor="text1"/>
+      <w:color w:val="000000"/>
     </w:rPr>
     <w:tblPr>
       <w:tblStyleRowBandSize w:val="1"/>
@@ -12517,7 +11974,7 @@
       <w:rPr>
         <w:b/>
         <w:bCs/>
-        <w:color w:val="FFFFFF" w:themeColor="background1"/>
+        <w:color w:val="000000"/>
       </w:rPr>
       <w:tblPr/>
       <w:tcPr>
@@ -12529,7 +11986,7 @@
     </w:tblStylePr>
     <w:tblStylePr w:type="firstCol">
       <w:rPr>
-        <w:color w:val="FFFFFF" w:themeColor="background1"/>
+        <w:color w:val="000000"/>
       </w:rPr>
       <w:tblPr/>
       <w:tcPr>
@@ -12546,7 +12003,7 @@
     </w:tblStylePr>
     <w:tblStylePr w:type="lastCol">
       <w:rPr>
-        <w:color w:val="FFFFFF" w:themeColor="background1"/>
+        <w:color w:val="000000"/>
       </w:rPr>
       <w:tblPr/>
       <w:tcPr>
@@ -12575,12 +12032,12 @@
     </w:tblStylePr>
     <w:tblStylePr w:type="neCell">
       <w:rPr>
-        <w:color w:val="000000" w:themeColor="text1"/>
+        <w:color w:val="000000"/>
       </w:rPr>
     </w:tblStylePr>
     <w:tblStylePr w:type="nwCell">
       <w:rPr>
-        <w:color w:val="000000" w:themeColor="text1"/>
+        <w:color w:val="000000"/>
       </w:rPr>
     </w:tblStylePr>
   </w:style>
@@ -12593,7 +12050,7 @@
       <w:spacing w:after="0" w:line="240" w:lineRule="auto"/>
     </w:pPr>
     <w:rPr>
-      <w:color w:val="000000" w:themeColor="text1"/>
+      <w:color w:val="000000"/>
     </w:rPr>
     <w:tblPr>
       <w:tblStyleRowBandSize w:val="1"/>
@@ -12639,7 +12096,7 @@
       <w:rPr>
         <w:b/>
         <w:bCs/>
-        <w:color w:val="FFFFFF" w:themeColor="background1"/>
+        <w:color w:val="000000"/>
       </w:rPr>
       <w:tblPr/>
       <w:tcPr>
@@ -12651,7 +12108,7 @@
     </w:tblStylePr>
     <w:tblStylePr w:type="firstCol">
       <w:rPr>
-        <w:color w:val="FFFFFF" w:themeColor="background1"/>
+        <w:color w:val="000000"/>
       </w:rPr>
       <w:tblPr/>
       <w:tcPr>
@@ -12668,7 +12125,7 @@
     </w:tblStylePr>
     <w:tblStylePr w:type="lastCol">
       <w:rPr>
-        <w:color w:val="FFFFFF" w:themeColor="background1"/>
+        <w:color w:val="000000"/>
       </w:rPr>
       <w:tblPr/>
       <w:tcPr>
@@ -12697,12 +12154,12 @@
     </w:tblStylePr>
     <w:tblStylePr w:type="neCell">
       <w:rPr>
-        <w:color w:val="000000" w:themeColor="text1"/>
+        <w:color w:val="000000"/>
       </w:rPr>
     </w:tblStylePr>
     <w:tblStylePr w:type="nwCell">
       <w:rPr>
-        <w:color w:val="000000" w:themeColor="text1"/>
+        <w:color w:val="000000"/>
       </w:rPr>
     </w:tblStylePr>
   </w:style>
@@ -12715,7 +12172,7 @@
       <w:spacing w:after="0" w:line="240" w:lineRule="auto"/>
     </w:pPr>
     <w:rPr>
-      <w:color w:val="000000" w:themeColor="text1"/>
+      <w:color w:val="000000"/>
     </w:rPr>
     <w:tblPr>
       <w:tblStyleRowBandSize w:val="1"/>
@@ -12761,7 +12218,7 @@
       <w:rPr>
         <w:b/>
         <w:bCs/>
-        <w:color w:val="FFFFFF" w:themeColor="background1"/>
+        <w:color w:val="000000"/>
       </w:rPr>
       <w:tblPr/>
       <w:tcPr>
@@ -12773,7 +12230,7 @@
     </w:tblStylePr>
     <w:tblStylePr w:type="firstCol">
       <w:rPr>
-        <w:color w:val="FFFFFF" w:themeColor="background1"/>
+        <w:color w:val="000000"/>
       </w:rPr>
       <w:tblPr/>
       <w:tcPr>
@@ -12790,7 +12247,7 @@
     </w:tblStylePr>
     <w:tblStylePr w:type="lastCol">
       <w:rPr>
-        <w:color w:val="FFFFFF" w:themeColor="background1"/>
+        <w:color w:val="000000"/>
       </w:rPr>
       <w:tblPr/>
       <w:tcPr>
@@ -12819,12 +12276,12 @@
     </w:tblStylePr>
     <w:tblStylePr w:type="neCell">
       <w:rPr>
-        <w:color w:val="000000" w:themeColor="text1"/>
+        <w:color w:val="000000"/>
       </w:rPr>
     </w:tblStylePr>
     <w:tblStylePr w:type="nwCell">
       <w:rPr>
-        <w:color w:val="000000" w:themeColor="text1"/>
+        <w:color w:val="000000"/>
       </w:rPr>
     </w:tblStylePr>
   </w:style>
@@ -12837,7 +12294,7 @@
       <w:spacing w:after="0" w:line="240" w:lineRule="auto"/>
     </w:pPr>
     <w:rPr>
-      <w:color w:val="000000" w:themeColor="text1"/>
+      <w:color w:val="000000"/>
     </w:rPr>
     <w:tblPr>
       <w:tblStyleRowBandSize w:val="1"/>
@@ -12857,7 +12314,7 @@
       <w:rPr>
         <w:b/>
         <w:bCs/>
-        <w:color w:val="FFFFFF" w:themeColor="background1"/>
+        <w:color w:val="000000"/>
       </w:rPr>
       <w:tblPr/>
       <w:tcPr>
@@ -12871,7 +12328,7 @@
       <w:rPr>
         <w:b/>
         <w:bCs/>
-        <w:color w:val="9E3A38" w:themeColor="accent2" w:themeShade="CC"/>
+        <w:color w:val="000000"/>
       </w:rPr>
       <w:tblPr/>
       <w:tcPr>
@@ -12923,7 +12380,7 @@
       <w:spacing w:after="0" w:line="240" w:lineRule="auto"/>
     </w:pPr>
     <w:rPr>
-      <w:color w:val="000000" w:themeColor="text1"/>
+      <w:color w:val="000000"/>
     </w:rPr>
     <w:tblPr>
       <w:tblStyleRowBandSize w:val="1"/>
@@ -12943,7 +12400,7 @@
       <w:rPr>
         <w:b/>
         <w:bCs/>
-        <w:color w:val="FFFFFF" w:themeColor="background1"/>
+        <w:color w:val="000000"/>
       </w:rPr>
       <w:tblPr/>
       <w:tcPr>
@@ -12957,7 +12414,7 @@
       <w:rPr>
         <w:b/>
         <w:bCs/>
-        <w:color w:val="9E3A38" w:themeColor="accent2" w:themeShade="CC"/>
+        <w:color w:val="000000"/>
       </w:rPr>
       <w:tblPr/>
       <w:tcPr>
@@ -13009,7 +12466,7 @@
       <w:spacing w:after="0" w:line="240" w:lineRule="auto"/>
     </w:pPr>
     <w:rPr>
-      <w:color w:val="000000" w:themeColor="text1"/>
+      <w:color w:val="000000"/>
     </w:rPr>
     <w:tblPr>
       <w:tblStyleRowBandSize w:val="1"/>
@@ -13029,7 +12486,7 @@
       <w:rPr>
         <w:b/>
         <w:bCs/>
-        <w:color w:val="FFFFFF" w:themeColor="background1"/>
+        <w:color w:val="000000"/>
       </w:rPr>
       <w:tblPr/>
       <w:tcPr>
@@ -13043,7 +12500,7 @@
       <w:rPr>
         <w:b/>
         <w:bCs/>
-        <w:color w:val="9E3A38" w:themeColor="accent2" w:themeShade="CC"/>
+        <w:color w:val="000000"/>
       </w:rPr>
       <w:tblPr/>
       <w:tcPr>
@@ -13095,7 +12552,7 @@
       <w:spacing w:after="0" w:line="240" w:lineRule="auto"/>
     </w:pPr>
     <w:rPr>
-      <w:color w:val="000000" w:themeColor="text1"/>
+      <w:color w:val="000000"/>
     </w:rPr>
     <w:tblPr>
       <w:tblStyleRowBandSize w:val="1"/>
@@ -13115,7 +12572,7 @@
       <w:rPr>
         <w:b/>
         <w:bCs/>
-        <w:color w:val="FFFFFF" w:themeColor="background1"/>
+        <w:color w:val="000000"/>
       </w:rPr>
       <w:tblPr/>
       <w:tcPr>
@@ -13129,7 +12586,7 @@
       <w:rPr>
         <w:b/>
         <w:bCs/>
-        <w:color w:val="664E82" w:themeColor="accent4" w:themeShade="CC"/>
+        <w:color w:val="000000"/>
       </w:rPr>
       <w:tblPr/>
       <w:tcPr>
@@ -13181,7 +12638,7 @@
       <w:spacing w:after="0" w:line="240" w:lineRule="auto"/>
     </w:pPr>
     <w:rPr>
-      <w:color w:val="000000" w:themeColor="text1"/>
+      <w:color w:val="000000"/>
     </w:rPr>
     <w:tblPr>
       <w:tblStyleRowBandSize w:val="1"/>
@@ -13201,7 +12658,7 @@
       <w:rPr>
         <w:b/>
         <w:bCs/>
-        <w:color w:val="FFFFFF" w:themeColor="background1"/>
+        <w:color w:val="000000"/>
       </w:rPr>
       <w:tblPr/>
       <w:tcPr>
@@ -13215,7 +12672,7 @@
       <w:rPr>
         <w:b/>
         <w:bCs/>
-        <w:color w:val="7E9C40" w:themeColor="accent3" w:themeShade="CC"/>
+        <w:color w:val="000000"/>
       </w:rPr>
       <w:tblPr/>
       <w:tcPr>
@@ -13267,7 +12724,7 @@
       <w:spacing w:after="0" w:line="240" w:lineRule="auto"/>
     </w:pPr>
     <w:rPr>
-      <w:color w:val="000000" w:themeColor="text1"/>
+      <w:color w:val="000000"/>
     </w:rPr>
     <w:tblPr>
       <w:tblStyleRowBandSize w:val="1"/>
@@ -13287,7 +12744,7 @@
       <w:rPr>
         <w:b/>
         <w:bCs/>
-        <w:color w:val="FFFFFF" w:themeColor="background1"/>
+        <w:color w:val="000000"/>
       </w:rPr>
       <w:tblPr/>
       <w:tcPr>
@@ -13301,7 +12758,7 @@
       <w:rPr>
         <w:b/>
         <w:bCs/>
-        <w:color w:val="F2730A" w:themeColor="accent6" w:themeShade="CC"/>
+        <w:color w:val="000000"/>
       </w:rPr>
       <w:tblPr/>
       <w:tcPr>
@@ -13353,7 +12810,7 @@
       <w:spacing w:after="0" w:line="240" w:lineRule="auto"/>
     </w:pPr>
     <w:rPr>
-      <w:color w:val="000000" w:themeColor="text1"/>
+      <w:color w:val="000000"/>
     </w:rPr>
     <w:tblPr>
       <w:tblStyleRowBandSize w:val="1"/>
@@ -13373,7 +12830,7 @@
       <w:rPr>
         <w:b/>
         <w:bCs/>
-        <w:color w:val="FFFFFF" w:themeColor="background1"/>
+        <w:color w:val="000000"/>
       </w:rPr>
       <w:tblPr/>
       <w:tcPr>
@@ -13387,7 +12844,7 @@
       <w:rPr>
         <w:b/>
         <w:bCs/>
-        <w:color w:val="348DA5" w:themeColor="accent5" w:themeShade="CC"/>
+        <w:color w:val="000000"/>
       </w:rPr>
       <w:tblPr/>
       <w:tcPr>
@@ -13439,7 +12896,7 @@
       <w:spacing w:after="0" w:line="240" w:lineRule="auto"/>
     </w:pPr>
     <w:rPr>
-      <w:color w:val="000000" w:themeColor="text1"/>
+      <w:color w:val="000000"/>
     </w:rPr>
     <w:tblPr>
       <w:tblStyleRowBandSize w:val="1"/>
@@ -13472,7 +12929,7 @@
       <w:rPr>
         <w:b/>
         <w:bCs/>
-        <w:color w:val="000000" w:themeColor="text1"/>
+        <w:color w:val="000000"/>
       </w:rPr>
       <w:tblPr/>
       <w:tcPr>
@@ -13481,7 +12938,7 @@
     </w:tblStylePr>
     <w:tblStylePr w:type="firstCol">
       <w:rPr>
-        <w:color w:val="FFFFFF" w:themeColor="background1"/>
+        <w:color w:val="000000"/>
       </w:rPr>
       <w:tblPr/>
       <w:tcPr>
@@ -13490,7 +12947,7 @@
     </w:tblStylePr>
     <w:tblStylePr w:type="lastCol">
       <w:rPr>
-        <w:color w:val="FFFFFF" w:themeColor="background1"/>
+        <w:color w:val="000000"/>
       </w:rPr>
       <w:tblPr/>
       <w:tcPr>
@@ -13519,7 +12976,7 @@
       <w:spacing w:after="0" w:line="240" w:lineRule="auto"/>
     </w:pPr>
     <w:rPr>
-      <w:color w:val="000000" w:themeColor="text1"/>
+      <w:color w:val="000000"/>
     </w:rPr>
     <w:tblPr>
       <w:tblStyleRowBandSize w:val="1"/>
@@ -13552,7 +13009,7 @@
       <w:rPr>
         <w:b/>
         <w:bCs/>
-        <w:color w:val="000000" w:themeColor="text1"/>
+        <w:color w:val="000000"/>
       </w:rPr>
       <w:tblPr/>
       <w:tcPr>
@@ -13561,7 +13018,7 @@
     </w:tblStylePr>
     <w:tblStylePr w:type="firstCol">
       <w:rPr>
-        <w:color w:val="FFFFFF" w:themeColor="background1"/>
+        <w:color w:val="000000"/>
       </w:rPr>
       <w:tblPr/>
       <w:tcPr>
@@ -13570,7 +13027,7 @@
     </w:tblStylePr>
     <w:tblStylePr w:type="lastCol">
       <w:rPr>
-        <w:color w:val="FFFFFF" w:themeColor="background1"/>
+        <w:color w:val="000000"/>
       </w:rPr>
       <w:tblPr/>
       <w:tcPr>
@@ -13599,7 +13056,7 @@
       <w:spacing w:after="0" w:line="240" w:lineRule="auto"/>
     </w:pPr>
     <w:rPr>
-      <w:color w:val="000000" w:themeColor="text1"/>
+      <w:color w:val="000000"/>
     </w:rPr>
     <w:tblPr>
       <w:tblStyleRowBandSize w:val="1"/>
@@ -13632,7 +13089,7 @@
       <w:rPr>
         <w:b/>
         <w:bCs/>
-        <w:color w:val="000000" w:themeColor="text1"/>
+        <w:color w:val="000000"/>
       </w:rPr>
       <w:tblPr/>
       <w:tcPr>
@@ -13641,7 +13098,7 @@
     </w:tblStylePr>
     <w:tblStylePr w:type="firstCol">
       <w:rPr>
-        <w:color w:val="FFFFFF" w:themeColor="background1"/>
+        <w:color w:val="000000"/>
       </w:rPr>
       <w:tblPr/>
       <w:tcPr>
@@ -13650,7 +13107,7 @@
     </w:tblStylePr>
     <w:tblStylePr w:type="lastCol">
       <w:rPr>
-        <w:color w:val="FFFFFF" w:themeColor="background1"/>
+        <w:color w:val="000000"/>
       </w:rPr>
       <w:tblPr/>
       <w:tcPr>
@@ -13679,7 +13136,7 @@
       <w:spacing w:after="0" w:line="240" w:lineRule="auto"/>
     </w:pPr>
     <w:rPr>
-      <w:color w:val="000000" w:themeColor="text1"/>
+      <w:color w:val="000000"/>
     </w:rPr>
     <w:tblPr>
       <w:tblStyleRowBandSize w:val="1"/>
@@ -13712,7 +13169,7 @@
       <w:rPr>
         <w:b/>
         <w:bCs/>
-        <w:color w:val="000000" w:themeColor="text1"/>
+        <w:color w:val="000000"/>
       </w:rPr>
       <w:tblPr/>
       <w:tcPr>
@@ -13721,7 +13178,7 @@
     </w:tblStylePr>
     <w:tblStylePr w:type="firstCol">
       <w:rPr>
-        <w:color w:val="FFFFFF" w:themeColor="background1"/>
+        <w:color w:val="000000"/>
       </w:rPr>
       <w:tblPr/>
       <w:tcPr>
@@ -13730,7 +13187,7 @@
     </w:tblStylePr>
     <w:tblStylePr w:type="lastCol">
       <w:rPr>
-        <w:color w:val="FFFFFF" w:themeColor="background1"/>
+        <w:color w:val="000000"/>
       </w:rPr>
       <w:tblPr/>
       <w:tcPr>
@@ -13759,7 +13216,7 @@
       <w:spacing w:after="0" w:line="240" w:lineRule="auto"/>
     </w:pPr>
     <w:rPr>
-      <w:color w:val="000000" w:themeColor="text1"/>
+      <w:color w:val="000000"/>
     </w:rPr>
     <w:tblPr>
       <w:tblStyleRowBandSize w:val="1"/>
@@ -13792,7 +13249,7 @@
       <w:rPr>
         <w:b/>
         <w:bCs/>
-        <w:color w:val="000000" w:themeColor="text1"/>
+        <w:color w:val="000000"/>
       </w:rPr>
       <w:tblPr/>
       <w:tcPr>
@@ -13801,7 +13258,7 @@
     </w:tblStylePr>
     <w:tblStylePr w:type="firstCol">
       <w:rPr>
-        <w:color w:val="FFFFFF" w:themeColor="background1"/>
+        <w:color w:val="000000"/>
       </w:rPr>
       <w:tblPr/>
       <w:tcPr>
@@ -13810,7 +13267,7 @@
     </w:tblStylePr>
     <w:tblStylePr w:type="lastCol">
       <w:rPr>
-        <w:color w:val="FFFFFF" w:themeColor="background1"/>
+        <w:color w:val="000000"/>
       </w:rPr>
       <w:tblPr/>
       <w:tcPr>
@@ -13839,7 +13296,7 @@
       <w:spacing w:after="0" w:line="240" w:lineRule="auto"/>
     </w:pPr>
     <w:rPr>
-      <w:color w:val="000000" w:themeColor="text1"/>
+      <w:color w:val="000000"/>
     </w:rPr>
     <w:tblPr>
       <w:tblStyleRowBandSize w:val="1"/>
@@ -13872,7 +13329,7 @@
       <w:rPr>
         <w:b/>
         <w:bCs/>
-        <w:color w:val="000000" w:themeColor="text1"/>
+        <w:color w:val="000000"/>
       </w:rPr>
       <w:tblPr/>
       <w:tcPr>
@@ -13881,7 +13338,7 @@
     </w:tblStylePr>
     <w:tblStylePr w:type="firstCol">
       <w:rPr>
-        <w:color w:val="FFFFFF" w:themeColor="background1"/>
+        <w:color w:val="000000"/>
       </w:rPr>
       <w:tblPr/>
       <w:tcPr>
@@ -13890,7 +13347,7 @@
     </w:tblStylePr>
     <w:tblStylePr w:type="lastCol">
       <w:rPr>
-        <w:color w:val="FFFFFF" w:themeColor="background1"/>
+        <w:color w:val="000000"/>
       </w:rPr>
       <w:tblPr/>
       <w:tcPr>
@@ -13919,7 +13376,7 @@
       <w:spacing w:after="0" w:line="240" w:lineRule="auto"/>
     </w:pPr>
     <w:rPr>
-      <w:color w:val="000000" w:themeColor="text1"/>
+      <w:color w:val="000000"/>
     </w:rPr>
     <w:tblPr>
       <w:tblStyleRowBandSize w:val="1"/>
@@ -13952,7 +13409,7 @@
       <w:rPr>
         <w:b/>
         <w:bCs/>
-        <w:color w:val="000000" w:themeColor="text1"/>
+        <w:color w:val="000000"/>
       </w:rPr>
       <w:tblPr/>
       <w:tcPr>
@@ -13961,7 +13418,7 @@
     </w:tblStylePr>
     <w:tblStylePr w:type="firstCol">
       <w:rPr>
-        <w:color w:val="FFFFFF" w:themeColor="background1"/>
+        <w:color w:val="000000"/>
       </w:rPr>
       <w:tblPr/>
       <w:tcPr>
@@ -13970,7 +13427,7 @@
     </w:tblStylePr>
     <w:tblStylePr w:type="lastCol">
       <w:rPr>
-        <w:color w:val="FFFFFF" w:themeColor="background1"/>
+        <w:color w:val="000000"/>
       </w:rPr>
       <w:tblPr/>
       <w:tcPr>

--- a/deliverables/第7组_AI互动原始记录.docx
+++ b/deliverables/第7组_AI互动原始记录.docx
@@ -1330,7 +1330,7 @@
     </w:p>
     <w:p>
       <w:r>
-        <w:t>本次2026年10月8日文档整理重新执行npm test，沙箱第一次因回环连接EACCES使接口测试受阻；允许本地HTTP连接后24/24通过。日志见docs/evidence/sprint1-final-test-20261008.txt。这是当前交付审计的真实工具记录，不扩充为Sprint1开发期间新发生的互动轮次。</w:t>
+        <w:t>2026年10月8日修复前文档整理重新执行npm test，沙箱第一次因回环连接EACCES使接口测试受阻；允许本地HTTP连接后24/24通过，日志sprint1-final-test-20261008.txt保留。随后依据本任务用户明确要求，将05c7499服务状态修复安全集成至最终交付分支，实际npm test为35/35（原业务24项、新增状态11项），见sprint1-integrated-test-20261008.txt。隔离浏览器确认三种连接状态、单成员请求与完整业务链路，见sprint1-integrated-browser-20261008.txt；未修改main、develop或本地演示数据。这些是当前交付工具执行摘要，不补成开发期间新轮次或逐字AI原文，原17条历史记录继续保留。</w:t>
       </w:r>
     </w:p>
     <w:p>
